--- a/PulsePass_Project_Documentation.docx
+++ b/PulsePass_Project_Documentation.docx
@@ -17,7 +17,7 @@
     </w:p>
     <w:p>
       <w:pPr>
-        <w:pStyle w:val="Title"/>
+        <w:pStyle w:val="KonuBal"/>
         <w:spacing w:after="80" w:line="264" w:lineRule="auto"/>
         <w:jc w:val="center"/>
       </w:pPr>
@@ -30,7 +30,7 @@
     </w:p>
     <w:p>
       <w:pPr>
-        <w:pStyle w:val="Subtitle"/>
+        <w:pStyle w:val="Altyaz"/>
         <w:spacing w:after="200" w:line="264" w:lineRule="auto"/>
         <w:jc w:val="center"/>
       </w:pPr>
@@ -57,7 +57,7 @@
     </w:p>
     <w:tbl>
       <w:tblPr>
-        <w:tblStyle w:val="TableGrid"/>
+        <w:tblStyle w:val="TabloKlavuzu"/>
         <w:tblW w:w="9360" w:type="dxa"/>
         <w:tblInd w:w="120" w:type="dxa"/>
         <w:tblLayout w:type="fixed"/>
@@ -283,7 +283,7 @@
     </w:p>
     <w:p>
       <w:pPr>
-        <w:pStyle w:val="Heading1"/>
+        <w:pStyle w:val="Balk1"/>
         <w:spacing w:before="0" w:after="120" w:line="264" w:lineRule="auto"/>
       </w:pPr>
       <w:r>
@@ -318,7 +318,7 @@
     </w:p>
     <w:p>
       <w:pPr>
-        <w:pStyle w:val="Heading2"/>
+        <w:pStyle w:val="Balk2"/>
         <w:spacing w:before="0" w:line="264" w:lineRule="auto"/>
       </w:pPr>
       <w:r>
@@ -330,7 +330,7 @@
     </w:p>
     <w:p>
       <w:pPr>
-        <w:pStyle w:val="ListBullet"/>
+        <w:pStyle w:val="ListeMaddemi"/>
         <w:spacing w:after="80"/>
       </w:pPr>
       <w:r>
@@ -342,7 +342,7 @@
     </w:p>
     <w:p>
       <w:pPr>
-        <w:pStyle w:val="ListBullet"/>
+        <w:pStyle w:val="ListeMaddemi"/>
         <w:spacing w:after="80"/>
       </w:pPr>
       <w:r>
@@ -354,7 +354,7 @@
     </w:p>
     <w:p>
       <w:pPr>
-        <w:pStyle w:val="ListBullet"/>
+        <w:pStyle w:val="ListeMaddemi"/>
         <w:spacing w:after="80"/>
       </w:pPr>
       <w:r>
@@ -366,7 +366,7 @@
     </w:p>
     <w:p>
       <w:pPr>
-        <w:pStyle w:val="ListBullet"/>
+        <w:pStyle w:val="ListeMaddemi"/>
         <w:spacing w:after="80"/>
       </w:pPr>
       <w:r>
@@ -378,7 +378,7 @@
     </w:p>
     <w:p>
       <w:pPr>
-        <w:pStyle w:val="ListBullet"/>
+        <w:pStyle w:val="ListeMaddemi"/>
         <w:spacing w:after="80"/>
       </w:pPr>
       <w:r>
@@ -390,7 +390,7 @@
     </w:p>
     <w:p>
       <w:pPr>
-        <w:pStyle w:val="Heading1"/>
+        <w:pStyle w:val="Balk1"/>
         <w:spacing w:before="0" w:after="120" w:line="264" w:lineRule="auto"/>
       </w:pPr>
       <w:r>
@@ -413,7 +413,7 @@
     </w:p>
     <w:p>
       <w:pPr>
-        <w:pStyle w:val="Heading2"/>
+        <w:pStyle w:val="Balk2"/>
         <w:spacing w:after="160" w:line="264" w:lineRule="auto"/>
       </w:pPr>
       <w:r>
@@ -425,7 +425,7 @@
     </w:p>
     <w:tbl>
       <w:tblPr>
-        <w:tblStyle w:val="TableGrid"/>
+        <w:tblStyle w:val="TabloKlavuzu"/>
         <w:tblW w:w="9360" w:type="dxa"/>
         <w:tblInd w:w="120" w:type="dxa"/>
         <w:tblLayout w:type="fixed"/>
@@ -663,7 +663,7 @@
     </w:tbl>
     <w:p>
       <w:pPr>
-        <w:pStyle w:val="Heading1"/>
+        <w:pStyle w:val="Balk1"/>
         <w:spacing w:before="0" w:after="120" w:line="264" w:lineRule="auto"/>
       </w:pPr>
       <w:r>
@@ -675,7 +675,7 @@
     </w:p>
     <w:p>
       <w:pPr>
-        <w:pStyle w:val="Heading2"/>
+        <w:pStyle w:val="Balk2"/>
         <w:spacing w:after="160" w:line="264" w:lineRule="auto"/>
       </w:pPr>
       <w:r>
@@ -687,7 +687,7 @@
     </w:p>
     <w:tbl>
       <w:tblPr>
-        <w:tblStyle w:val="TableGrid"/>
+        <w:tblStyle w:val="TabloKlavuzu"/>
         <w:tblW w:w="9360" w:type="dxa"/>
         <w:tblInd w:w="120" w:type="dxa"/>
         <w:tblLayout w:type="fixed"/>
@@ -852,7 +852,7 @@
     </w:tbl>
     <w:p>
       <w:pPr>
-        <w:pStyle w:val="Heading2"/>
+        <w:pStyle w:val="Balk2"/>
         <w:spacing w:before="0" w:line="264" w:lineRule="auto"/>
       </w:pPr>
       <w:r>
@@ -864,7 +864,7 @@
     </w:p>
     <w:p>
       <w:pPr>
-        <w:pStyle w:val="ListNumber"/>
+        <w:pStyle w:val="ListeNumaras"/>
         <w:spacing w:after="80"/>
       </w:pPr>
       <w:r>
@@ -876,7 +876,7 @@
     </w:p>
     <w:p>
       <w:pPr>
-        <w:pStyle w:val="ListNumber"/>
+        <w:pStyle w:val="ListeNumaras"/>
         <w:spacing w:after="80"/>
       </w:pPr>
       <w:r>
@@ -888,7 +888,7 @@
     </w:p>
     <w:p>
       <w:pPr>
-        <w:pStyle w:val="ListNumber"/>
+        <w:pStyle w:val="ListeNumaras"/>
         <w:spacing w:after="80"/>
       </w:pPr>
       <w:r>
@@ -900,7 +900,7 @@
     </w:p>
     <w:p>
       <w:pPr>
-        <w:pStyle w:val="ListNumber"/>
+        <w:pStyle w:val="ListeNumaras"/>
         <w:spacing w:after="80"/>
       </w:pPr>
       <w:r>
@@ -912,7 +912,7 @@
     </w:p>
     <w:p>
       <w:pPr>
-        <w:pStyle w:val="ListNumber"/>
+        <w:pStyle w:val="ListeNumaras"/>
         <w:spacing w:after="80"/>
       </w:pPr>
       <w:r>
@@ -924,7 +924,7 @@
     </w:p>
     <w:p>
       <w:pPr>
-        <w:pStyle w:val="Heading1"/>
+        <w:pStyle w:val="Balk1"/>
         <w:spacing w:before="0" w:after="120" w:line="264" w:lineRule="auto"/>
       </w:pPr>
       <w:r>
@@ -936,7 +936,7 @@
     </w:p>
     <w:p>
       <w:pPr>
-        <w:pStyle w:val="Heading2"/>
+        <w:pStyle w:val="Balk2"/>
         <w:spacing w:after="160" w:line="264" w:lineRule="auto"/>
       </w:pPr>
       <w:r>
@@ -948,7 +948,7 @@
     </w:p>
     <w:tbl>
       <w:tblPr>
-        <w:tblStyle w:val="TableGrid"/>
+        <w:tblStyle w:val="TabloKlavuzu"/>
         <w:tblW w:w="9360" w:type="dxa"/>
         <w:tblInd w:w="120" w:type="dxa"/>
         <w:tblLayout w:type="fixed"/>
@@ -1260,7 +1260,7 @@
     </w:tbl>
     <w:p>
       <w:pPr>
-        <w:pStyle w:val="Heading1"/>
+        <w:pStyle w:val="Balk1"/>
         <w:spacing w:before="0" w:after="120" w:line="264" w:lineRule="auto"/>
       </w:pPr>
       <w:r>
@@ -1283,7 +1283,7 @@
     </w:p>
     <w:p>
       <w:pPr>
-        <w:pStyle w:val="Heading2"/>
+        <w:pStyle w:val="Balk2"/>
         <w:spacing w:after="160" w:line="264" w:lineRule="auto"/>
       </w:pPr>
       <w:r>
@@ -1296,7 +1296,7 @@
     </w:p>
     <w:tbl>
       <w:tblPr>
-        <w:tblStyle w:val="TableGrid"/>
+        <w:tblStyle w:val="TabloKlavuzu"/>
         <w:tblW w:w="9360" w:type="dxa"/>
         <w:tblInd w:w="120" w:type="dxa"/>
         <w:tblLayout w:type="fixed"/>
@@ -1571,7 +1571,7 @@
     </w:tbl>
     <w:p>
       <w:pPr>
-        <w:pStyle w:val="Heading1"/>
+        <w:pStyle w:val="Balk1"/>
         <w:spacing w:before="0" w:after="120" w:line="264" w:lineRule="auto"/>
       </w:pPr>
       <w:r>
@@ -1583,7 +1583,7 @@
     </w:p>
     <w:p>
       <w:pPr>
-        <w:pStyle w:val="ListBullet"/>
+        <w:pStyle w:val="ListeMaddemi"/>
         <w:spacing w:after="80"/>
       </w:pPr>
       <w:r>
@@ -1595,7 +1595,7 @@
     </w:p>
     <w:p>
       <w:pPr>
-        <w:pStyle w:val="ListBullet"/>
+        <w:pStyle w:val="ListeMaddemi"/>
         <w:spacing w:after="80"/>
       </w:pPr>
       <w:r>
@@ -1607,7 +1607,7 @@
     </w:p>
     <w:p>
       <w:pPr>
-        <w:pStyle w:val="ListBullet"/>
+        <w:pStyle w:val="ListeMaddemi"/>
         <w:spacing w:after="80"/>
       </w:pPr>
       <w:r>
@@ -1619,7 +1619,7 @@
     </w:p>
     <w:p>
       <w:pPr>
-        <w:pStyle w:val="ListBullet"/>
+        <w:pStyle w:val="ListeMaddemi"/>
         <w:spacing w:after="80"/>
       </w:pPr>
       <w:r>
@@ -1631,7 +1631,7 @@
     </w:p>
     <w:p>
       <w:pPr>
-        <w:pStyle w:val="ListBullet"/>
+        <w:pStyle w:val="ListeMaddemi"/>
         <w:spacing w:after="80"/>
       </w:pPr>
       <w:r>
@@ -1643,7 +1643,7 @@
     </w:p>
     <w:p>
       <w:pPr>
-        <w:pStyle w:val="ListBullet"/>
+        <w:pStyle w:val="ListeMaddemi"/>
         <w:spacing w:after="80"/>
       </w:pPr>
       <w:r>
@@ -1655,7 +1655,7 @@
     </w:p>
     <w:p>
       <w:pPr>
-        <w:pStyle w:val="Heading1"/>
+        <w:pStyle w:val="Balk1"/>
         <w:spacing w:before="0" w:after="120" w:line="264" w:lineRule="auto"/>
       </w:pPr>
       <w:r>
@@ -1667,7 +1667,7 @@
     </w:p>
     <w:p>
       <w:pPr>
-        <w:pStyle w:val="Heading2"/>
+        <w:pStyle w:val="Balk2"/>
         <w:spacing w:after="160" w:line="264" w:lineRule="auto"/>
       </w:pPr>
       <w:r>
@@ -1679,7 +1679,7 @@
     </w:p>
     <w:tbl>
       <w:tblPr>
-        <w:tblStyle w:val="TableGrid"/>
+        <w:tblStyle w:val="TabloKlavuzu"/>
         <w:tblW w:w="9360" w:type="dxa"/>
         <w:tblInd w:w="120" w:type="dxa"/>
         <w:tblLayout w:type="fixed"/>
@@ -1954,7 +1954,7 @@
     </w:tbl>
     <w:p>
       <w:pPr>
-        <w:pStyle w:val="Heading1"/>
+        <w:pStyle w:val="Balk1"/>
         <w:spacing w:before="0" w:after="120" w:line="264" w:lineRule="auto"/>
       </w:pPr>
       <w:r>
@@ -1966,7 +1966,7 @@
     </w:p>
     <w:p>
       <w:pPr>
-        <w:pStyle w:val="ListNumber"/>
+        <w:pStyle w:val="ListeNumaras"/>
         <w:spacing w:after="80"/>
       </w:pPr>
       <w:r>
@@ -1978,7 +1978,7 @@
     </w:p>
     <w:p>
       <w:pPr>
-        <w:pStyle w:val="ListNumber"/>
+        <w:pStyle w:val="ListeNumaras"/>
         <w:spacing w:after="80"/>
       </w:pPr>
       <w:r>
@@ -1990,7 +1990,7 @@
     </w:p>
     <w:p>
       <w:pPr>
-        <w:pStyle w:val="ListNumber"/>
+        <w:pStyle w:val="ListeNumaras"/>
         <w:spacing w:after="80"/>
       </w:pPr>
       <w:r>
@@ -2002,7 +2002,7 @@
     </w:p>
     <w:p>
       <w:pPr>
-        <w:pStyle w:val="ListNumber"/>
+        <w:pStyle w:val="ListeNumaras"/>
         <w:spacing w:after="80"/>
       </w:pPr>
       <w:r>
@@ -2014,7 +2014,7 @@
     </w:p>
     <w:p>
       <w:pPr>
-        <w:pStyle w:val="ListNumber"/>
+        <w:pStyle w:val="ListeNumaras"/>
         <w:spacing w:after="80"/>
       </w:pPr>
       <w:r>
@@ -2027,7 +2027,7 @@
     </w:p>
     <w:p>
       <w:pPr>
-        <w:pStyle w:val="ListNumber"/>
+        <w:pStyle w:val="ListeNumaras"/>
         <w:spacing w:after="80"/>
       </w:pPr>
       <w:r>
@@ -2039,7 +2039,7 @@
     </w:p>
     <w:p>
       <w:pPr>
-        <w:pStyle w:val="Heading2"/>
+        <w:pStyle w:val="Balk2"/>
         <w:spacing w:before="0" w:line="264" w:lineRule="auto"/>
       </w:pPr>
       <w:r>
@@ -2051,7 +2051,7 @@
     </w:p>
     <w:p>
       <w:pPr>
-        <w:pStyle w:val="Heading2"/>
+        <w:pStyle w:val="Balk2"/>
         <w:spacing w:after="160" w:line="264" w:lineRule="auto"/>
       </w:pPr>
       <w:r>
@@ -2063,7 +2063,7 @@
     </w:p>
     <w:tbl>
       <w:tblPr>
-        <w:tblStyle w:val="TableGrid"/>
+        <w:tblStyle w:val="TabloKlavuzu"/>
         <w:tblW w:w="9360" w:type="dxa"/>
         <w:tblInd w:w="120" w:type="dxa"/>
         <w:tblLayout w:type="fixed"/>
@@ -2264,7 +2264,7 @@
     </w:tbl>
     <w:p>
       <w:pPr>
-        <w:pStyle w:val="Heading1"/>
+        <w:pStyle w:val="Balk1"/>
         <w:spacing w:before="0" w:after="120" w:line="264" w:lineRule="auto"/>
       </w:pPr>
       <w:r>
@@ -2276,7 +2276,7 @@
     </w:p>
     <w:p>
       <w:pPr>
-        <w:pStyle w:val="Heading2"/>
+        <w:pStyle w:val="Balk2"/>
         <w:spacing w:after="160" w:line="264" w:lineRule="auto"/>
       </w:pPr>
       <w:r>
@@ -2288,7 +2288,7 @@
     </w:p>
     <w:tbl>
       <w:tblPr>
-        <w:tblStyle w:val="TableGrid"/>
+        <w:tblStyle w:val="TabloKlavuzu"/>
         <w:tblW w:w="9360" w:type="dxa"/>
         <w:tblInd w:w="120" w:type="dxa"/>
         <w:tblLayout w:type="fixed"/>
@@ -2711,7 +2711,7 @@
     </w:tbl>
     <w:p>
       <w:pPr>
-        <w:pStyle w:val="Heading1"/>
+        <w:pStyle w:val="Balk1"/>
         <w:spacing w:before="0" w:after="120" w:line="264" w:lineRule="auto"/>
       </w:pPr>
       <w:r>
@@ -2734,7 +2734,7 @@
     </w:p>
     <w:p>
       <w:pPr>
-        <w:pStyle w:val="Heading2"/>
+        <w:pStyle w:val="Balk2"/>
         <w:spacing w:after="160" w:line="264" w:lineRule="auto"/>
       </w:pPr>
       <w:r>
@@ -2747,7 +2747,7 @@
     </w:p>
     <w:tbl>
       <w:tblPr>
-        <w:tblStyle w:val="TableGrid"/>
+        <w:tblStyle w:val="TabloKlavuzu"/>
         <w:tblW w:w="9360" w:type="dxa"/>
         <w:tblInd w:w="120" w:type="dxa"/>
         <w:tblLayout w:type="fixed"/>
@@ -2912,12 +2912,45 @@
           <w:p>
             <w:pPr>
               <w:spacing w:after="40" w:line="252" w:lineRule="auto"/>
+              <w:rPr>
+                <w:color w:val="212529"/>
+                <w:lang w:val="en-IE"/>
+              </w:rPr>
             </w:pPr>
             <w:r>
               <w:rPr>
                 <w:color w:val="212529"/>
+                <w:lang w:val="en-IE"/>
               </w:rPr>
-              <w:t>Based on our clarification, I treated these commit identities as the same contributor. In the combined repository history, this contribution covers the contact workflow, admin-facing ticket handling, authentication reliability, booking race-condition fixes, owner-admin restrictions, login page demo account visibility, revalidation updates, README changes, and general bug-fix passes affecting admin, events, database access, and query behaviour.</w:t>
+              <w:t>My work focused on fixing bugs and making the backend more reliable. I built the contact form and the admin ticket panel so admins can see and resolve user messages. I also added ownership rules so regular admins cannot change or delete other admin accounts.</w:t>
+            </w:r>
+            <w:r>
+              <w:rPr>
+                <w:color w:val="212529"/>
+                <w:lang w:val="en-IE"/>
+              </w:rPr>
+              <w:t xml:space="preserve"> </w:t>
+            </w:r>
+            <w:r>
+              <w:rPr>
+                <w:color w:val="212529"/>
+                <w:lang w:val="en-IE"/>
+              </w:rPr>
+              <w:t xml:space="preserve">On the bug-fix side, I found that deleting an event did not cancel the bookings linked to it. I fixed this for both the organiser and the admin delete flows. I also wrapped related database operations inside transactions so if one step fails, the whole action rolls back safely. Another issue was a query that was hiding errors </w:t>
+            </w:r>
+            <w:r>
+              <w:rPr>
+                <w:color w:val="212529"/>
+                <w:lang w:val="en-IE"/>
+              </w:rPr>
+              <w:t xml:space="preserve">and </w:t>
+            </w:r>
+            <w:r>
+              <w:rPr>
+                <w:color w:val="212529"/>
+                <w:lang w:val="en-IE"/>
+              </w:rPr>
+              <w:t>fixed it to only ignore the expected case and throw everything else.</w:t>
             </w:r>
           </w:p>
         </w:tc>
@@ -2962,7 +2995,7 @@
     </w:tbl>
     <w:p>
       <w:pPr>
-        <w:pStyle w:val="Heading1"/>
+        <w:pStyle w:val="Balk1"/>
         <w:spacing w:before="0" w:after="120" w:line="264" w:lineRule="auto"/>
       </w:pPr>
       <w:r>
@@ -2974,7 +3007,7 @@
     </w:p>
     <w:p>
       <w:pPr>
-        <w:pStyle w:val="ListBullet"/>
+        <w:pStyle w:val="ListeMaddemi"/>
         <w:spacing w:after="80"/>
       </w:pPr>
       <w:r>
@@ -2986,7 +3019,7 @@
     </w:p>
     <w:p>
       <w:pPr>
-        <w:pStyle w:val="ListBullet"/>
+        <w:pStyle w:val="ListeMaddemi"/>
         <w:spacing w:after="80"/>
       </w:pPr>
       <w:r>
@@ -2998,7 +3031,7 @@
     </w:p>
     <w:p>
       <w:pPr>
-        <w:pStyle w:val="ListBullet"/>
+        <w:pStyle w:val="ListeMaddemi"/>
         <w:spacing w:after="80"/>
       </w:pPr>
       <w:r>
@@ -3010,13 +3043,14 @@
     </w:p>
     <w:p>
       <w:pPr>
-        <w:pStyle w:val="Heading1"/>
+        <w:pStyle w:val="Balk1"/>
         <w:spacing w:before="0" w:after="120" w:line="264" w:lineRule="auto"/>
       </w:pPr>
       <w:r>
         <w:rPr>
           <w:rFonts w:ascii="Calibri" w:hAnsi="Calibri"/>
         </w:rPr>
+        <w:lastRenderedPageBreak/>
         <w:t>Conclusion</w:t>
       </w:r>
     </w:p>
@@ -3072,7 +3106,7 @@
 <w:ftr xmlns:wpc="http://schemas.microsoft.com/office/word/2010/wordprocessingCanvas" xmlns:cx="http://schemas.microsoft.com/office/drawing/2014/chartex" xmlns:cx1="http://schemas.microsoft.com/office/drawing/2015/9/8/chartex" xmlns:cx2="http://schemas.microsoft.com/office/drawing/2015/10/21/chartex" xmlns:cx3="http://schemas.microsoft.com/office/drawing/2016/5/9/chartex" xmlns:cx4="http://schemas.microsoft.com/office/drawing/2016/5/10/chartex" xmlns:cx5="http://schemas.microsoft.com/office/drawing/2016/5/11/chartex" xmlns:cx6="http://schemas.microsoft.com/office/drawing/2016/5/12/chartex" xmlns:cx7="http://schemas.microsoft.com/office/drawing/2016/5/13/chartex" xmlns:cx8="http://schemas.microsoft.com/office/drawing/2016/5/14/chartex" xmlns:mc="http://schemas.openxmlformats.org/markup-compatibility/2006" xmlns:aink="http://schemas.microsoft.com/office/drawing/2016/ink" xmlns:am3d="http://schemas.microsoft.com/office/drawing/2017/model3d" xmlns:o="urn:schemas-microsoft-com:office:office" xmlns:oel="http://schemas.microsoft.com/office/2019/extlst" xmlns:r="http://schemas.openxmlformats.org/officeDocument/2006/relationships" xmlns:m="http://schemas.openxmlformats.org/officeDocument/2006/math" xmlns:v="urn:schemas-microsoft-com:vml" xmlns:wp14="http://schemas.microsoft.com/office/word/2010/wordprocessingDrawing" xmlns:wp="http://schemas.openxmlformats.org/drawingml/2006/wordprocessingDrawing" xmlns:w10="urn:schemas-microsoft-com:office:word" xmlns:w="http://schemas.openxmlformats.org/wordprocessingml/2006/main" xmlns:w14="http://schemas.microsoft.com/office/word/2010/wordml" xmlns:w15="http://schemas.microsoft.com/office/word/2012/wordml" xmlns:w16cex="http://schemas.microsoft.com/office/word/2018/wordml/cex" xmlns:w16cid="http://schemas.microsoft.com/office/word/2016/wordml/cid" xmlns:w16="http://schemas.microsoft.com/office/word/2018/wordml" xmlns:w16du="http://schemas.microsoft.com/office/word/2023/wordml/word16du" xmlns:w16sdtdh="http://schemas.microsoft.com/office/word/2020/wordml/sdtdatahash" xmlns:w16sdtfl="http://schemas.microsoft.com/office/word/2024/wordml/sdtformatlock" xmlns:w16se="http://schemas.microsoft.com/office/word/2015/wordml/symex" xmlns:wpg="http://schemas.microsoft.com/office/word/2010/wordprocessingGroup" xmlns:wpi="http://schemas.microsoft.com/office/word/2010/wordprocessingInk" xmlns:wne="http://schemas.microsoft.com/office/word/2006/wordml" xmlns:wps="http://schemas.microsoft.com/office/word/2010/wordprocessingShape" mc:Ignorable="w14 w15 w16se w16cid w16 w16cex w16sdtdh w16sdtfl w16du wp14">
   <w:p>
     <w:pPr>
-      <w:pStyle w:val="Footer"/>
+      <w:pStyle w:val="AltBilgi"/>
       <w:jc w:val="center"/>
     </w:pPr>
     <w:proofErr w:type="spellStart"/>
@@ -3124,7 +3158,7 @@
 <w:hdr xmlns:wpc="http://schemas.microsoft.com/office/word/2010/wordprocessingCanvas" xmlns:cx="http://schemas.microsoft.com/office/drawing/2014/chartex" xmlns:cx1="http://schemas.microsoft.com/office/drawing/2015/9/8/chartex" xmlns:cx2="http://schemas.microsoft.com/office/drawing/2015/10/21/chartex" xmlns:cx3="http://schemas.microsoft.com/office/drawing/2016/5/9/chartex" xmlns:cx4="http://schemas.microsoft.com/office/drawing/2016/5/10/chartex" xmlns:cx5="http://schemas.microsoft.com/office/drawing/2016/5/11/chartex" xmlns:cx6="http://schemas.microsoft.com/office/drawing/2016/5/12/chartex" xmlns:cx7="http://schemas.microsoft.com/office/drawing/2016/5/13/chartex" xmlns:cx8="http://schemas.microsoft.com/office/drawing/2016/5/14/chartex" xmlns:mc="http://schemas.openxmlformats.org/markup-compatibility/2006" xmlns:aink="http://schemas.microsoft.com/office/drawing/2016/ink" xmlns:am3d="http://schemas.microsoft.com/office/drawing/2017/model3d" xmlns:o="urn:schemas-microsoft-com:office:office" xmlns:oel="http://schemas.microsoft.com/office/2019/extlst" xmlns:r="http://schemas.openxmlformats.org/officeDocument/2006/relationships" xmlns:m="http://schemas.openxmlformats.org/officeDocument/2006/math" xmlns:v="urn:schemas-microsoft-com:vml" xmlns:wp14="http://schemas.microsoft.com/office/word/2010/wordprocessingDrawing" xmlns:wp="http://schemas.openxmlformats.org/drawingml/2006/wordprocessingDrawing" xmlns:w10="urn:schemas-microsoft-com:office:word" xmlns:w="http://schemas.openxmlformats.org/wordprocessingml/2006/main" xmlns:w14="http://schemas.microsoft.com/office/word/2010/wordml" xmlns:w15="http://schemas.microsoft.com/office/word/2012/wordml" xmlns:w16cex="http://schemas.microsoft.com/office/word/2018/wordml/cex" xmlns:w16cid="http://schemas.microsoft.com/office/word/2016/wordml/cid" xmlns:w16="http://schemas.microsoft.com/office/word/2018/wordml" xmlns:w16du="http://schemas.microsoft.com/office/word/2023/wordml/word16du" xmlns:w16sdtdh="http://schemas.microsoft.com/office/word/2020/wordml/sdtdatahash" xmlns:w16sdtfl="http://schemas.microsoft.com/office/word/2024/wordml/sdtformatlock" xmlns:w16se="http://schemas.microsoft.com/office/word/2015/wordml/symex" xmlns:wpg="http://schemas.microsoft.com/office/word/2010/wordprocessingGroup" xmlns:wpi="http://schemas.microsoft.com/office/word/2010/wordprocessingInk" xmlns:wne="http://schemas.microsoft.com/office/word/2006/wordml" xmlns:wps="http://schemas.microsoft.com/office/word/2010/wordprocessingShape" mc:Ignorable="w14 w15 w16se w16cid w16 w16cex w16sdtdh w16sdtfl w16du wp14">
   <w:p>
     <w:pPr>
-      <w:pStyle w:val="Header"/>
+      <w:pStyle w:val="stBilgi"/>
       <w:jc w:val="right"/>
     </w:pPr>
     <w:r>
@@ -3182,7 +3216,7 @@
     <w:lvl w:ilvl="0">
       <w:start w:val="1"/>
       <w:numFmt w:val="decimal"/>
-      <w:pStyle w:val="ListNumber3"/>
+      <w:pStyle w:val="ListeNumaras3"/>
       <w:lvlText w:val="%1."/>
       <w:lvlJc w:val="left"/>
       <w:pPr>
@@ -3200,7 +3234,7 @@
     <w:lvl w:ilvl="0">
       <w:start w:val="1"/>
       <w:numFmt w:val="decimal"/>
-      <w:pStyle w:val="ListNumber2"/>
+      <w:pStyle w:val="ListeNumaras2"/>
       <w:lvlText w:val="%1."/>
       <w:lvlJc w:val="left"/>
       <w:pPr>
@@ -3238,7 +3272,7 @@
     <w:lvl w:ilvl="0">
       <w:start w:val="1"/>
       <w:numFmt w:val="bullet"/>
-      <w:pStyle w:val="ListBullet3"/>
+      <w:pStyle w:val="ListeMaddemi3"/>
       <w:lvlText w:val=""/>
       <w:lvlJc w:val="left"/>
       <w:pPr>
@@ -3259,7 +3293,7 @@
     <w:lvl w:ilvl="0">
       <w:start w:val="1"/>
       <w:numFmt w:val="bullet"/>
-      <w:pStyle w:val="ListBullet2"/>
+      <w:pStyle w:val="ListeMaddemi2"/>
       <w:lvlText w:val=""/>
       <w:lvlJc w:val="left"/>
       <w:pPr>
@@ -3280,7 +3314,7 @@
     <w:lvl w:ilvl="0">
       <w:start w:val="1"/>
       <w:numFmt w:val="decimal"/>
-      <w:pStyle w:val="ListNumber"/>
+      <w:pStyle w:val="ListeNumaras"/>
       <w:lvlText w:val="%1."/>
       <w:lvlJc w:val="left"/>
       <w:pPr>
@@ -3298,7 +3332,7 @@
     <w:lvl w:ilvl="0">
       <w:start w:val="1"/>
       <w:numFmt w:val="bullet"/>
-      <w:pStyle w:val="ListBullet"/>
+      <w:pStyle w:val="ListeMaddemi"/>
       <w:lvlText w:val=""/>
       <w:lvlJc w:val="left"/>
       <w:pPr>
@@ -3736,11 +3770,11 @@
       <w:rFonts w:ascii="Calibri" w:hAnsi="Calibri"/>
     </w:rPr>
   </w:style>
-  <w:style w:type="paragraph" w:styleId="Heading1">
+  <w:style w:type="paragraph" w:styleId="Balk1">
     <w:name w:val="heading 1"/>
     <w:basedOn w:val="Normal"/>
     <w:next w:val="Normal"/>
-    <w:link w:val="Heading1Char"/>
+    <w:link w:val="Balk1Char"/>
     <w:uiPriority w:val="9"/>
     <w:qFormat/>
     <w:rsid w:val="00FC693F"/>
@@ -3759,11 +3793,11 @@
       <w:szCs w:val="28"/>
     </w:rPr>
   </w:style>
-  <w:style w:type="paragraph" w:styleId="Heading2">
+  <w:style w:type="paragraph" w:styleId="Balk2">
     <w:name w:val="heading 2"/>
     <w:basedOn w:val="Normal"/>
     <w:next w:val="Normal"/>
-    <w:link w:val="Heading2Char"/>
+    <w:link w:val="Balk2Char"/>
     <w:uiPriority w:val="9"/>
     <w:unhideWhenUsed/>
     <w:qFormat/>
@@ -3783,11 +3817,11 @@
       <w:szCs w:val="26"/>
     </w:rPr>
   </w:style>
-  <w:style w:type="paragraph" w:styleId="Heading3">
+  <w:style w:type="paragraph" w:styleId="Balk3">
     <w:name w:val="heading 3"/>
     <w:basedOn w:val="Normal"/>
     <w:next w:val="Normal"/>
-    <w:link w:val="Heading3Char"/>
+    <w:link w:val="Balk3Char"/>
     <w:uiPriority w:val="9"/>
     <w:unhideWhenUsed/>
     <w:qFormat/>
@@ -3806,11 +3840,11 @@
       <w:sz w:val="24"/>
     </w:rPr>
   </w:style>
-  <w:style w:type="paragraph" w:styleId="Heading4">
+  <w:style w:type="paragraph" w:styleId="Balk4">
     <w:name w:val="heading 4"/>
     <w:basedOn w:val="Normal"/>
     <w:next w:val="Normal"/>
-    <w:link w:val="Heading4Char"/>
+    <w:link w:val="Balk4Char"/>
     <w:uiPriority w:val="9"/>
     <w:semiHidden/>
     <w:unhideWhenUsed/>
@@ -3831,11 +3865,11 @@
       <w:color w:val="4F81BD" w:themeColor="accent1"/>
     </w:rPr>
   </w:style>
-  <w:style w:type="paragraph" w:styleId="Heading5">
+  <w:style w:type="paragraph" w:styleId="Balk5">
     <w:name w:val="heading 5"/>
     <w:basedOn w:val="Normal"/>
     <w:next w:val="Normal"/>
-    <w:link w:val="Heading5Char"/>
+    <w:link w:val="Balk5Char"/>
     <w:uiPriority w:val="9"/>
     <w:semiHidden/>
     <w:unhideWhenUsed/>
@@ -3852,11 +3886,11 @@
       <w:color w:val="243F60" w:themeColor="accent1" w:themeShade="7F"/>
     </w:rPr>
   </w:style>
-  <w:style w:type="paragraph" w:styleId="Heading6">
+  <w:style w:type="paragraph" w:styleId="Balk6">
     <w:name w:val="heading 6"/>
     <w:basedOn w:val="Normal"/>
     <w:next w:val="Normal"/>
-    <w:link w:val="Heading6Char"/>
+    <w:link w:val="Balk6Char"/>
     <w:uiPriority w:val="9"/>
     <w:semiHidden/>
     <w:unhideWhenUsed/>
@@ -3875,11 +3909,11 @@
       <w:color w:val="243F60" w:themeColor="accent1" w:themeShade="7F"/>
     </w:rPr>
   </w:style>
-  <w:style w:type="paragraph" w:styleId="Heading7">
+  <w:style w:type="paragraph" w:styleId="Balk7">
     <w:name w:val="heading 7"/>
     <w:basedOn w:val="Normal"/>
     <w:next w:val="Normal"/>
-    <w:link w:val="Heading7Char"/>
+    <w:link w:val="Balk7Char"/>
     <w:uiPriority w:val="9"/>
     <w:semiHidden/>
     <w:unhideWhenUsed/>
@@ -3898,11 +3932,11 @@
       <w:color w:val="404040" w:themeColor="text1" w:themeTint="BF"/>
     </w:rPr>
   </w:style>
-  <w:style w:type="paragraph" w:styleId="Heading8">
+  <w:style w:type="paragraph" w:styleId="Balk8">
     <w:name w:val="heading 8"/>
     <w:basedOn w:val="Normal"/>
     <w:next w:val="Normal"/>
-    <w:link w:val="Heading8Char"/>
+    <w:link w:val="Balk8Char"/>
     <w:uiPriority w:val="9"/>
     <w:semiHidden/>
     <w:unhideWhenUsed/>
@@ -3921,11 +3955,11 @@
       <w:szCs w:val="20"/>
     </w:rPr>
   </w:style>
-  <w:style w:type="paragraph" w:styleId="Heading9">
+  <w:style w:type="paragraph" w:styleId="Balk9">
     <w:name w:val="heading 9"/>
     <w:basedOn w:val="Normal"/>
     <w:next w:val="Normal"/>
-    <w:link w:val="Heading9Char"/>
+    <w:link w:val="Balk9Char"/>
     <w:uiPriority w:val="9"/>
     <w:semiHidden/>
     <w:unhideWhenUsed/>
@@ -3946,13 +3980,12 @@
       <w:szCs w:val="20"/>
     </w:rPr>
   </w:style>
-  <w:style w:type="character" w:default="1" w:styleId="DefaultParagraphFont">
+  <w:style w:type="character" w:default="1" w:styleId="VarsaylanParagrafYazTipi">
     <w:name w:val="Default Paragraph Font"/>
     <w:uiPriority w:val="1"/>
-    <w:semiHidden/>
     <w:unhideWhenUsed/>
   </w:style>
-  <w:style w:type="table" w:default="1" w:styleId="TableNormal">
+  <w:style w:type="table" w:default="1" w:styleId="NormalTablo">
     <w:name w:val="Normal Table"/>
     <w:uiPriority w:val="99"/>
     <w:semiHidden/>
@@ -3967,16 +4000,16 @@
       </w:tblCellMar>
     </w:tblPr>
   </w:style>
-  <w:style w:type="numbering" w:default="1" w:styleId="NoList">
+  <w:style w:type="numbering" w:default="1" w:styleId="ListeYok">
     <w:name w:val="No List"/>
     <w:uiPriority w:val="99"/>
     <w:semiHidden/>
     <w:unhideWhenUsed/>
   </w:style>
-  <w:style w:type="paragraph" w:styleId="Header">
+  <w:style w:type="paragraph" w:styleId="stBilgi">
     <w:name w:val="header"/>
     <w:basedOn w:val="Normal"/>
-    <w:link w:val="HeaderChar"/>
+    <w:link w:val="stBilgiChar"/>
     <w:uiPriority w:val="99"/>
     <w:unhideWhenUsed/>
     <w:rsid w:val="00E618BF"/>
@@ -3988,17 +4021,17 @@
       <w:spacing w:after="0" w:line="240" w:lineRule="auto"/>
     </w:pPr>
   </w:style>
-  <w:style w:type="character" w:customStyle="1" w:styleId="HeaderChar">
-    <w:name w:val="Header Char"/>
-    <w:basedOn w:val="DefaultParagraphFont"/>
-    <w:link w:val="Header"/>
+  <w:style w:type="character" w:customStyle="1" w:styleId="stBilgiChar">
+    <w:name w:val="Üst Bilgi Char"/>
+    <w:basedOn w:val="VarsaylanParagrafYazTipi"/>
+    <w:link w:val="stBilgi"/>
     <w:uiPriority w:val="99"/>
     <w:rsid w:val="00E618BF"/>
   </w:style>
-  <w:style w:type="paragraph" w:styleId="Footer">
+  <w:style w:type="paragraph" w:styleId="AltBilgi">
     <w:name w:val="footer"/>
     <w:basedOn w:val="Normal"/>
-    <w:link w:val="FooterChar"/>
+    <w:link w:val="AltBilgiChar"/>
     <w:uiPriority w:val="99"/>
     <w:unhideWhenUsed/>
     <w:rsid w:val="00E618BF"/>
@@ -4010,14 +4043,14 @@
       <w:spacing w:after="0" w:line="240" w:lineRule="auto"/>
     </w:pPr>
   </w:style>
-  <w:style w:type="character" w:customStyle="1" w:styleId="FooterChar">
-    <w:name w:val="Footer Char"/>
-    <w:basedOn w:val="DefaultParagraphFont"/>
-    <w:link w:val="Footer"/>
+  <w:style w:type="character" w:customStyle="1" w:styleId="AltBilgiChar">
+    <w:name w:val="Alt Bilgi Char"/>
+    <w:basedOn w:val="VarsaylanParagrafYazTipi"/>
+    <w:link w:val="AltBilgi"/>
     <w:uiPriority w:val="99"/>
     <w:rsid w:val="00E618BF"/>
   </w:style>
-  <w:style w:type="paragraph" w:styleId="NoSpacing">
+  <w:style w:type="paragraph" w:styleId="AralkYok">
     <w:name w:val="No Spacing"/>
     <w:uiPriority w:val="1"/>
     <w:qFormat/>
@@ -4026,10 +4059,10 @@
       <w:spacing w:after="0" w:line="240" w:lineRule="auto"/>
     </w:pPr>
   </w:style>
-  <w:style w:type="character" w:customStyle="1" w:styleId="Heading1Char">
-    <w:name w:val="Heading 1 Char"/>
-    <w:basedOn w:val="DefaultParagraphFont"/>
-    <w:link w:val="Heading1"/>
+  <w:style w:type="character" w:customStyle="1" w:styleId="Balk1Char">
+    <w:name w:val="Başlık 1 Char"/>
+    <w:basedOn w:val="VarsaylanParagrafYazTipi"/>
+    <w:link w:val="Balk1"/>
     <w:uiPriority w:val="9"/>
     <w:rsid w:val="00FC693F"/>
     <w:rPr>
@@ -4041,10 +4074,10 @@
       <w:szCs w:val="28"/>
     </w:rPr>
   </w:style>
-  <w:style w:type="character" w:customStyle="1" w:styleId="Heading2Char">
-    <w:name w:val="Heading 2 Char"/>
-    <w:basedOn w:val="DefaultParagraphFont"/>
-    <w:link w:val="Heading2"/>
+  <w:style w:type="character" w:customStyle="1" w:styleId="Balk2Char">
+    <w:name w:val="Başlık 2 Char"/>
+    <w:basedOn w:val="VarsaylanParagrafYazTipi"/>
+    <w:link w:val="Balk2"/>
     <w:uiPriority w:val="9"/>
     <w:rsid w:val="00FC693F"/>
     <w:rPr>
@@ -4056,10 +4089,10 @@
       <w:szCs w:val="26"/>
     </w:rPr>
   </w:style>
-  <w:style w:type="character" w:customStyle="1" w:styleId="Heading3Char">
-    <w:name w:val="Heading 3 Char"/>
-    <w:basedOn w:val="DefaultParagraphFont"/>
-    <w:link w:val="Heading3"/>
+  <w:style w:type="character" w:customStyle="1" w:styleId="Balk3Char">
+    <w:name w:val="Başlık 3 Char"/>
+    <w:basedOn w:val="VarsaylanParagrafYazTipi"/>
+    <w:link w:val="Balk3"/>
     <w:uiPriority w:val="9"/>
     <w:rsid w:val="00FC693F"/>
     <w:rPr>
@@ -4069,11 +4102,11 @@
       <w:color w:val="4F81BD" w:themeColor="accent1"/>
     </w:rPr>
   </w:style>
-  <w:style w:type="paragraph" w:styleId="Title">
+  <w:style w:type="paragraph" w:styleId="KonuBal">
     <w:name w:val="Title"/>
     <w:basedOn w:val="Normal"/>
     <w:next w:val="Normal"/>
-    <w:link w:val="TitleChar"/>
+    <w:link w:val="KonuBalChar"/>
     <w:uiPriority w:val="10"/>
     <w:qFormat/>
     <w:rsid w:val="00FC693F"/>
@@ -4094,10 +4127,10 @@
       <w:szCs w:val="52"/>
     </w:rPr>
   </w:style>
-  <w:style w:type="character" w:customStyle="1" w:styleId="TitleChar">
-    <w:name w:val="Title Char"/>
-    <w:basedOn w:val="DefaultParagraphFont"/>
-    <w:link w:val="Title"/>
+  <w:style w:type="character" w:customStyle="1" w:styleId="KonuBalChar">
+    <w:name w:val="Konu Başlığı Char"/>
+    <w:basedOn w:val="VarsaylanParagrafYazTipi"/>
+    <w:link w:val="KonuBal"/>
     <w:uiPriority w:val="10"/>
     <w:rsid w:val="00FC693F"/>
     <w:rPr>
@@ -4109,11 +4142,11 @@
       <w:szCs w:val="52"/>
     </w:rPr>
   </w:style>
-  <w:style w:type="paragraph" w:styleId="Subtitle">
+  <w:style w:type="paragraph" w:styleId="Altyaz">
     <w:name w:val="Subtitle"/>
     <w:basedOn w:val="Normal"/>
     <w:next w:val="Normal"/>
-    <w:link w:val="SubtitleChar"/>
+    <w:link w:val="AltyazChar"/>
     <w:uiPriority w:val="11"/>
     <w:qFormat/>
     <w:rsid w:val="00FC693F"/>
@@ -4133,10 +4166,10 @@
       <w:szCs w:val="24"/>
     </w:rPr>
   </w:style>
-  <w:style w:type="character" w:customStyle="1" w:styleId="SubtitleChar">
-    <w:name w:val="Subtitle Char"/>
-    <w:basedOn w:val="DefaultParagraphFont"/>
-    <w:link w:val="Subtitle"/>
+  <w:style w:type="character" w:customStyle="1" w:styleId="AltyazChar">
+    <w:name w:val="Altyazı Char"/>
+    <w:basedOn w:val="VarsaylanParagrafYazTipi"/>
+    <w:link w:val="Altyaz"/>
     <w:uiPriority w:val="11"/>
     <w:rsid w:val="00FC693F"/>
     <w:rPr>
@@ -4149,7 +4182,7 @@
       <w:szCs w:val="24"/>
     </w:rPr>
   </w:style>
-  <w:style w:type="paragraph" w:styleId="ListParagraph">
+  <w:style w:type="paragraph" w:styleId="ListeParagraf">
     <w:name w:val="List Paragraph"/>
     <w:basedOn w:val="Normal"/>
     <w:uiPriority w:val="34"/>
@@ -4160,10 +4193,10 @@
       <w:contextualSpacing/>
     </w:pPr>
   </w:style>
-  <w:style w:type="paragraph" w:styleId="BodyText">
+  <w:style w:type="paragraph" w:styleId="GvdeMetni">
     <w:name w:val="Body Text"/>
     <w:basedOn w:val="Normal"/>
-    <w:link w:val="BodyTextChar"/>
+    <w:link w:val="GvdeMetniChar"/>
     <w:uiPriority w:val="99"/>
     <w:unhideWhenUsed/>
     <w:rsid w:val="00AA1D8D"/>
@@ -4171,17 +4204,17 @@
       <w:spacing w:after="120"/>
     </w:pPr>
   </w:style>
-  <w:style w:type="character" w:customStyle="1" w:styleId="BodyTextChar">
-    <w:name w:val="Body Text Char"/>
-    <w:basedOn w:val="DefaultParagraphFont"/>
-    <w:link w:val="BodyText"/>
+  <w:style w:type="character" w:customStyle="1" w:styleId="GvdeMetniChar">
+    <w:name w:val="Gövde Metni Char"/>
+    <w:basedOn w:val="VarsaylanParagrafYazTipi"/>
+    <w:link w:val="GvdeMetni"/>
     <w:uiPriority w:val="99"/>
     <w:rsid w:val="00AA1D8D"/>
   </w:style>
-  <w:style w:type="paragraph" w:styleId="BodyText2">
+  <w:style w:type="paragraph" w:styleId="GvdeMetni2">
     <w:name w:val="Body Text 2"/>
     <w:basedOn w:val="Normal"/>
-    <w:link w:val="BodyText2Char"/>
+    <w:link w:val="GvdeMetni2Char"/>
     <w:uiPriority w:val="99"/>
     <w:unhideWhenUsed/>
     <w:rsid w:val="00AA1D8D"/>
@@ -4189,17 +4222,17 @@
       <w:spacing w:after="120" w:line="480" w:lineRule="auto"/>
     </w:pPr>
   </w:style>
-  <w:style w:type="character" w:customStyle="1" w:styleId="BodyText2Char">
-    <w:name w:val="Body Text 2 Char"/>
-    <w:basedOn w:val="DefaultParagraphFont"/>
-    <w:link w:val="BodyText2"/>
+  <w:style w:type="character" w:customStyle="1" w:styleId="GvdeMetni2Char">
+    <w:name w:val="Gövde Metni 2 Char"/>
+    <w:basedOn w:val="VarsaylanParagrafYazTipi"/>
+    <w:link w:val="GvdeMetni2"/>
     <w:uiPriority w:val="99"/>
     <w:rsid w:val="00AA1D8D"/>
   </w:style>
-  <w:style w:type="paragraph" w:styleId="BodyText3">
+  <w:style w:type="paragraph" w:styleId="GvdeMetni3">
     <w:name w:val="Body Text 3"/>
     <w:basedOn w:val="Normal"/>
-    <w:link w:val="BodyText3Char"/>
+    <w:link w:val="GvdeMetni3Char"/>
     <w:uiPriority w:val="99"/>
     <w:unhideWhenUsed/>
     <w:rsid w:val="00AA1D8D"/>
@@ -4211,10 +4244,10 @@
       <w:szCs w:val="16"/>
     </w:rPr>
   </w:style>
-  <w:style w:type="character" w:customStyle="1" w:styleId="BodyText3Char">
-    <w:name w:val="Body Text 3 Char"/>
-    <w:basedOn w:val="DefaultParagraphFont"/>
-    <w:link w:val="BodyText3"/>
+  <w:style w:type="character" w:customStyle="1" w:styleId="GvdeMetni3Char">
+    <w:name w:val="Gövde Metni 3 Char"/>
+    <w:basedOn w:val="VarsaylanParagrafYazTipi"/>
+    <w:link w:val="GvdeMetni3"/>
     <w:uiPriority w:val="99"/>
     <w:rsid w:val="00AA1D8D"/>
     <w:rPr>
@@ -4222,7 +4255,7 @@
       <w:szCs w:val="16"/>
     </w:rPr>
   </w:style>
-  <w:style w:type="paragraph" w:styleId="List">
+  <w:style w:type="paragraph" w:styleId="Liste">
     <w:name w:val="List"/>
     <w:basedOn w:val="Normal"/>
     <w:uiPriority w:val="99"/>
@@ -4233,7 +4266,7 @@
       <w:contextualSpacing/>
     </w:pPr>
   </w:style>
-  <w:style w:type="paragraph" w:styleId="List2">
+  <w:style w:type="paragraph" w:styleId="Liste2">
     <w:name w:val="List 2"/>
     <w:basedOn w:val="Normal"/>
     <w:uiPriority w:val="99"/>
@@ -4244,7 +4277,7 @@
       <w:contextualSpacing/>
     </w:pPr>
   </w:style>
-  <w:style w:type="paragraph" w:styleId="List3">
+  <w:style w:type="paragraph" w:styleId="Liste3">
     <w:name w:val="List 3"/>
     <w:basedOn w:val="Normal"/>
     <w:uiPriority w:val="99"/>
@@ -4255,7 +4288,7 @@
       <w:contextualSpacing/>
     </w:pPr>
   </w:style>
-  <w:style w:type="paragraph" w:styleId="ListBullet">
+  <w:style w:type="paragraph" w:styleId="ListeMaddemi">
     <w:name w:val="List Bullet"/>
     <w:basedOn w:val="Normal"/>
     <w:uiPriority w:val="99"/>
@@ -4268,7 +4301,7 @@
       <w:contextualSpacing/>
     </w:pPr>
   </w:style>
-  <w:style w:type="paragraph" w:styleId="ListBullet2">
+  <w:style w:type="paragraph" w:styleId="ListeMaddemi2">
     <w:name w:val="List Bullet 2"/>
     <w:basedOn w:val="Normal"/>
     <w:uiPriority w:val="99"/>
@@ -4281,7 +4314,7 @@
       <w:contextualSpacing/>
     </w:pPr>
   </w:style>
-  <w:style w:type="paragraph" w:styleId="ListBullet3">
+  <w:style w:type="paragraph" w:styleId="ListeMaddemi3">
     <w:name w:val="List Bullet 3"/>
     <w:basedOn w:val="Normal"/>
     <w:uiPriority w:val="99"/>
@@ -4294,7 +4327,7 @@
       <w:contextualSpacing/>
     </w:pPr>
   </w:style>
-  <w:style w:type="paragraph" w:styleId="ListNumber">
+  <w:style w:type="paragraph" w:styleId="ListeNumaras">
     <w:name w:val="List Number"/>
     <w:basedOn w:val="Normal"/>
     <w:uiPriority w:val="99"/>
@@ -4307,7 +4340,7 @@
       <w:contextualSpacing/>
     </w:pPr>
   </w:style>
-  <w:style w:type="paragraph" w:styleId="ListNumber2">
+  <w:style w:type="paragraph" w:styleId="ListeNumaras2">
     <w:name w:val="List Number 2"/>
     <w:basedOn w:val="Normal"/>
     <w:uiPriority w:val="99"/>
@@ -4320,7 +4353,7 @@
       <w:contextualSpacing/>
     </w:pPr>
   </w:style>
-  <w:style w:type="paragraph" w:styleId="ListNumber3">
+  <w:style w:type="paragraph" w:styleId="ListeNumaras3">
     <w:name w:val="List Number 3"/>
     <w:basedOn w:val="Normal"/>
     <w:uiPriority w:val="99"/>
@@ -4333,7 +4366,7 @@
       <w:contextualSpacing/>
     </w:pPr>
   </w:style>
-  <w:style w:type="paragraph" w:styleId="ListContinue">
+  <w:style w:type="paragraph" w:styleId="ListeDevam">
     <w:name w:val="List Continue"/>
     <w:basedOn w:val="Normal"/>
     <w:uiPriority w:val="99"/>
@@ -4345,7 +4378,7 @@
       <w:contextualSpacing/>
     </w:pPr>
   </w:style>
-  <w:style w:type="paragraph" w:styleId="ListContinue2">
+  <w:style w:type="paragraph" w:styleId="ListeDevam2">
     <w:name w:val="List Continue 2"/>
     <w:basedOn w:val="Normal"/>
     <w:uiPriority w:val="99"/>
@@ -4357,7 +4390,7 @@
       <w:contextualSpacing/>
     </w:pPr>
   </w:style>
-  <w:style w:type="paragraph" w:styleId="ListContinue3">
+  <w:style w:type="paragraph" w:styleId="ListeDevam3">
     <w:name w:val="List Continue 3"/>
     <w:basedOn w:val="Normal"/>
     <w:uiPriority w:val="99"/>
@@ -4369,9 +4402,9 @@
       <w:contextualSpacing/>
     </w:pPr>
   </w:style>
-  <w:style w:type="paragraph" w:styleId="MacroText">
+  <w:style w:type="paragraph" w:styleId="MakroMetni">
     <w:name w:val="macro"/>
-    <w:link w:val="MacroTextChar"/>
+    <w:link w:val="MakroMetniChar"/>
     <w:uiPriority w:val="99"/>
     <w:unhideWhenUsed/>
     <w:rsid w:val="0029639D"/>
@@ -4392,10 +4425,10 @@
       <w:szCs w:val="20"/>
     </w:rPr>
   </w:style>
-  <w:style w:type="character" w:customStyle="1" w:styleId="MacroTextChar">
-    <w:name w:val="Macro Text Char"/>
-    <w:basedOn w:val="DefaultParagraphFont"/>
-    <w:link w:val="MacroText"/>
+  <w:style w:type="character" w:customStyle="1" w:styleId="MakroMetniChar">
+    <w:name w:val="Makro Metni Char"/>
+    <w:basedOn w:val="VarsaylanParagrafYazTipi"/>
+    <w:link w:val="MakroMetni"/>
     <w:uiPriority w:val="99"/>
     <w:rsid w:val="0029639D"/>
     <w:rPr>
@@ -4404,11 +4437,11 @@
       <w:szCs w:val="20"/>
     </w:rPr>
   </w:style>
-  <w:style w:type="paragraph" w:styleId="Quote">
+  <w:style w:type="paragraph" w:styleId="Alnt">
     <w:name w:val="Quote"/>
     <w:basedOn w:val="Normal"/>
     <w:next w:val="Normal"/>
-    <w:link w:val="QuoteChar"/>
+    <w:link w:val="AlntChar"/>
     <w:uiPriority w:val="29"/>
     <w:qFormat/>
     <w:rsid w:val="00FC693F"/>
@@ -4418,10 +4451,10 @@
       <w:color w:val="000000" w:themeColor="text1"/>
     </w:rPr>
   </w:style>
-  <w:style w:type="character" w:customStyle="1" w:styleId="QuoteChar">
-    <w:name w:val="Quote Char"/>
-    <w:basedOn w:val="DefaultParagraphFont"/>
-    <w:link w:val="Quote"/>
+  <w:style w:type="character" w:customStyle="1" w:styleId="AlntChar">
+    <w:name w:val="Alıntı Char"/>
+    <w:basedOn w:val="VarsaylanParagrafYazTipi"/>
+    <w:link w:val="Alnt"/>
     <w:uiPriority w:val="29"/>
     <w:rsid w:val="00FC693F"/>
     <w:rPr>
@@ -4430,10 +4463,10 @@
       <w:color w:val="000000" w:themeColor="text1"/>
     </w:rPr>
   </w:style>
-  <w:style w:type="character" w:customStyle="1" w:styleId="Heading4Char">
-    <w:name w:val="Heading 4 Char"/>
-    <w:basedOn w:val="DefaultParagraphFont"/>
-    <w:link w:val="Heading4"/>
+  <w:style w:type="character" w:customStyle="1" w:styleId="Balk4Char">
+    <w:name w:val="Başlık 4 Char"/>
+    <w:basedOn w:val="VarsaylanParagrafYazTipi"/>
+    <w:link w:val="Balk4"/>
     <w:uiPriority w:val="9"/>
     <w:semiHidden/>
     <w:rsid w:val="00FC693F"/>
@@ -4446,10 +4479,10 @@
       <w:color w:val="4F81BD" w:themeColor="accent1"/>
     </w:rPr>
   </w:style>
-  <w:style w:type="character" w:customStyle="1" w:styleId="Heading5Char">
-    <w:name w:val="Heading 5 Char"/>
-    <w:basedOn w:val="DefaultParagraphFont"/>
-    <w:link w:val="Heading5"/>
+  <w:style w:type="character" w:customStyle="1" w:styleId="Balk5Char">
+    <w:name w:val="Başlık 5 Char"/>
+    <w:basedOn w:val="VarsaylanParagrafYazTipi"/>
+    <w:link w:val="Balk5"/>
     <w:uiPriority w:val="9"/>
     <w:semiHidden/>
     <w:rsid w:val="00FC693F"/>
@@ -4458,10 +4491,10 @@
       <w:color w:val="243F60" w:themeColor="accent1" w:themeShade="7F"/>
     </w:rPr>
   </w:style>
-  <w:style w:type="character" w:customStyle="1" w:styleId="Heading6Char">
-    <w:name w:val="Heading 6 Char"/>
-    <w:basedOn w:val="DefaultParagraphFont"/>
-    <w:link w:val="Heading6"/>
+  <w:style w:type="character" w:customStyle="1" w:styleId="Balk6Char">
+    <w:name w:val="Başlık 6 Char"/>
+    <w:basedOn w:val="VarsaylanParagrafYazTipi"/>
+    <w:link w:val="Balk6"/>
     <w:uiPriority w:val="9"/>
     <w:semiHidden/>
     <w:rsid w:val="00FC693F"/>
@@ -4472,10 +4505,10 @@
       <w:color w:val="243F60" w:themeColor="accent1" w:themeShade="7F"/>
     </w:rPr>
   </w:style>
-  <w:style w:type="character" w:customStyle="1" w:styleId="Heading7Char">
-    <w:name w:val="Heading 7 Char"/>
-    <w:basedOn w:val="DefaultParagraphFont"/>
-    <w:link w:val="Heading7"/>
+  <w:style w:type="character" w:customStyle="1" w:styleId="Balk7Char">
+    <w:name w:val="Başlık 7 Char"/>
+    <w:basedOn w:val="VarsaylanParagrafYazTipi"/>
+    <w:link w:val="Balk7"/>
     <w:uiPriority w:val="9"/>
     <w:semiHidden/>
     <w:rsid w:val="00FC693F"/>
@@ -4486,10 +4519,10 @@
       <w:color w:val="404040" w:themeColor="text1" w:themeTint="BF"/>
     </w:rPr>
   </w:style>
-  <w:style w:type="character" w:customStyle="1" w:styleId="Heading8Char">
-    <w:name w:val="Heading 8 Char"/>
-    <w:basedOn w:val="DefaultParagraphFont"/>
-    <w:link w:val="Heading8"/>
+  <w:style w:type="character" w:customStyle="1" w:styleId="Balk8Char">
+    <w:name w:val="Başlık 8 Char"/>
+    <w:basedOn w:val="VarsaylanParagrafYazTipi"/>
+    <w:link w:val="Balk8"/>
     <w:uiPriority w:val="9"/>
     <w:semiHidden/>
     <w:rsid w:val="00FC693F"/>
@@ -4500,10 +4533,10 @@
       <w:szCs w:val="20"/>
     </w:rPr>
   </w:style>
-  <w:style w:type="character" w:customStyle="1" w:styleId="Heading9Char">
-    <w:name w:val="Heading 9 Char"/>
-    <w:basedOn w:val="DefaultParagraphFont"/>
-    <w:link w:val="Heading9"/>
+  <w:style w:type="character" w:customStyle="1" w:styleId="Balk9Char">
+    <w:name w:val="Başlık 9 Char"/>
+    <w:basedOn w:val="VarsaylanParagrafYazTipi"/>
+    <w:link w:val="Balk9"/>
     <w:uiPriority w:val="9"/>
     <w:semiHidden/>
     <w:rsid w:val="00FC693F"/>
@@ -4516,7 +4549,7 @@
       <w:szCs w:val="20"/>
     </w:rPr>
   </w:style>
-  <w:style w:type="paragraph" w:styleId="Caption">
+  <w:style w:type="paragraph" w:styleId="ResimYazs">
     <w:name w:val="caption"/>
     <w:basedOn w:val="Normal"/>
     <w:next w:val="Normal"/>
@@ -4536,9 +4569,9 @@
       <w:szCs w:val="18"/>
     </w:rPr>
   </w:style>
-  <w:style w:type="character" w:styleId="Strong">
+  <w:style w:type="character" w:styleId="Gl">
     <w:name w:val="Strong"/>
-    <w:basedOn w:val="DefaultParagraphFont"/>
+    <w:basedOn w:val="VarsaylanParagrafYazTipi"/>
     <w:uiPriority w:val="22"/>
     <w:qFormat/>
     <w:rsid w:val="00FC693F"/>
@@ -4547,9 +4580,9 @@
       <w:bCs/>
     </w:rPr>
   </w:style>
-  <w:style w:type="character" w:styleId="Emphasis">
+  <w:style w:type="character" w:styleId="Vurgu">
     <w:name w:val="Emphasis"/>
-    <w:basedOn w:val="DefaultParagraphFont"/>
+    <w:basedOn w:val="VarsaylanParagrafYazTipi"/>
     <w:uiPriority w:val="20"/>
     <w:qFormat/>
     <w:rsid w:val="00FC693F"/>
@@ -4558,11 +4591,11 @@
       <w:iCs/>
     </w:rPr>
   </w:style>
-  <w:style w:type="paragraph" w:styleId="IntenseQuote">
+  <w:style w:type="paragraph" w:styleId="GlAlnt">
     <w:name w:val="Intense Quote"/>
     <w:basedOn w:val="Normal"/>
     <w:next w:val="Normal"/>
-    <w:link w:val="IntenseQuoteChar"/>
+    <w:link w:val="GlAlntChar"/>
     <w:uiPriority w:val="30"/>
     <w:qFormat/>
     <w:rsid w:val="00FC693F"/>
@@ -4581,10 +4614,10 @@
       <w:color w:val="4F81BD" w:themeColor="accent1"/>
     </w:rPr>
   </w:style>
-  <w:style w:type="character" w:customStyle="1" w:styleId="IntenseQuoteChar">
-    <w:name w:val="Intense Quote Char"/>
-    <w:basedOn w:val="DefaultParagraphFont"/>
-    <w:link w:val="IntenseQuote"/>
+  <w:style w:type="character" w:customStyle="1" w:styleId="GlAlntChar">
+    <w:name w:val="Güçlü Alıntı Char"/>
+    <w:basedOn w:val="VarsaylanParagrafYazTipi"/>
+    <w:link w:val="GlAlnt"/>
     <w:uiPriority w:val="30"/>
     <w:rsid w:val="00FC693F"/>
     <w:rPr>
@@ -4595,9 +4628,9 @@
       <w:color w:val="4F81BD" w:themeColor="accent1"/>
     </w:rPr>
   </w:style>
-  <w:style w:type="character" w:styleId="SubtleEmphasis">
+  <w:style w:type="character" w:styleId="HafifVurgulama">
     <w:name w:val="Subtle Emphasis"/>
-    <w:basedOn w:val="DefaultParagraphFont"/>
+    <w:basedOn w:val="VarsaylanParagrafYazTipi"/>
     <w:uiPriority w:val="19"/>
     <w:qFormat/>
     <w:rsid w:val="00FC693F"/>
@@ -4607,9 +4640,9 @@
       <w:color w:val="808080" w:themeColor="text1" w:themeTint="7F"/>
     </w:rPr>
   </w:style>
-  <w:style w:type="character" w:styleId="IntenseEmphasis">
+  <w:style w:type="character" w:styleId="GlVurgulama">
     <w:name w:val="Intense Emphasis"/>
-    <w:basedOn w:val="DefaultParagraphFont"/>
+    <w:basedOn w:val="VarsaylanParagrafYazTipi"/>
     <w:uiPriority w:val="21"/>
     <w:qFormat/>
     <w:rsid w:val="00FC693F"/>
@@ -4621,9 +4654,9 @@
       <w:color w:val="4F81BD" w:themeColor="accent1"/>
     </w:rPr>
   </w:style>
-  <w:style w:type="character" w:styleId="SubtleReference">
+  <w:style w:type="character" w:styleId="HafifBavuru">
     <w:name w:val="Subtle Reference"/>
-    <w:basedOn w:val="DefaultParagraphFont"/>
+    <w:basedOn w:val="VarsaylanParagrafYazTipi"/>
     <w:uiPriority w:val="31"/>
     <w:qFormat/>
     <w:rsid w:val="00FC693F"/>
@@ -4633,9 +4666,9 @@
       <w:u w:val="single"/>
     </w:rPr>
   </w:style>
-  <w:style w:type="character" w:styleId="IntenseReference">
+  <w:style w:type="character" w:styleId="GlBavuru">
     <w:name w:val="Intense Reference"/>
-    <w:basedOn w:val="DefaultParagraphFont"/>
+    <w:basedOn w:val="VarsaylanParagrafYazTipi"/>
     <w:uiPriority w:val="32"/>
     <w:qFormat/>
     <w:rsid w:val="00FC693F"/>
@@ -4648,9 +4681,9 @@
       <w:u w:val="single"/>
     </w:rPr>
   </w:style>
-  <w:style w:type="character" w:styleId="BookTitle">
+  <w:style w:type="character" w:styleId="KitapBal">
     <w:name w:val="Book Title"/>
-    <w:basedOn w:val="DefaultParagraphFont"/>
+    <w:basedOn w:val="VarsaylanParagrafYazTipi"/>
     <w:uiPriority w:val="33"/>
     <w:qFormat/>
     <w:rsid w:val="00FC693F"/>
@@ -4661,9 +4694,9 @@
       <w:spacing w:val="5"/>
     </w:rPr>
   </w:style>
-  <w:style w:type="paragraph" w:styleId="TOCHeading">
+  <w:style w:type="paragraph" w:styleId="TBal">
     <w:name w:val="TOC Heading"/>
-    <w:basedOn w:val="Heading1"/>
+    <w:basedOn w:val="Balk1"/>
     <w:next w:val="Normal"/>
     <w:uiPriority w:val="39"/>
     <w:semiHidden/>
@@ -4674,9 +4707,9 @@
       <w:outlineLvl w:val="9"/>
     </w:pPr>
   </w:style>
-  <w:style w:type="table" w:styleId="TableGrid">
+  <w:style w:type="table" w:styleId="TabloKlavuzu">
     <w:name w:val="Table Grid"/>
-    <w:basedOn w:val="TableNormal"/>
+    <w:basedOn w:val="NormalTablo"/>
     <w:uiPriority w:val="59"/>
     <w:rsid w:val="00FC693F"/>
     <w:pPr>
@@ -4693,9 +4726,9 @@
       </w:tblBorders>
     </w:tblPr>
   </w:style>
-  <w:style w:type="table" w:styleId="LightShading">
+  <w:style w:type="table" w:styleId="AkGlgeleme">
     <w:name w:val="Light Shading"/>
-    <w:basedOn w:val="TableNormal"/>
+    <w:basedOn w:val="NormalTablo"/>
     <w:uiPriority w:val="60"/>
     <w:rsid w:val="00FC693F"/>
     <w:pPr>
@@ -4789,9 +4822,9 @@
       </w:tcPr>
     </w:tblStylePr>
   </w:style>
-  <w:style w:type="table" w:styleId="LightShading-Accent1">
+  <w:style w:type="table" w:styleId="AkGlgeleme-Vurgu1">
     <w:name w:val="Light Shading Accent 1"/>
-    <w:basedOn w:val="TableNormal"/>
+    <w:basedOn w:val="NormalTablo"/>
     <w:uiPriority w:val="60"/>
     <w:rsid w:val="00FC693F"/>
     <w:pPr>
@@ -4885,9 +4918,9 @@
       </w:tcPr>
     </w:tblStylePr>
   </w:style>
-  <w:style w:type="table" w:styleId="LightShading-Accent2">
+  <w:style w:type="table" w:styleId="AkGlgeleme-Vurgu2">
     <w:name w:val="Light Shading Accent 2"/>
-    <w:basedOn w:val="TableNormal"/>
+    <w:basedOn w:val="NormalTablo"/>
     <w:uiPriority w:val="60"/>
     <w:rsid w:val="00FC693F"/>
     <w:pPr>
@@ -4981,9 +5014,9 @@
       </w:tcPr>
     </w:tblStylePr>
   </w:style>
-  <w:style w:type="table" w:styleId="LightShading-Accent3">
+  <w:style w:type="table" w:styleId="AkGlgeleme-Vurgu3">
     <w:name w:val="Light Shading Accent 3"/>
-    <w:basedOn w:val="TableNormal"/>
+    <w:basedOn w:val="NormalTablo"/>
     <w:uiPriority w:val="60"/>
     <w:rsid w:val="00FC693F"/>
     <w:pPr>
@@ -5077,9 +5110,9 @@
       </w:tcPr>
     </w:tblStylePr>
   </w:style>
-  <w:style w:type="table" w:styleId="LightShading-Accent4">
+  <w:style w:type="table" w:styleId="AkGlgeleme-Vurgu4">
     <w:name w:val="Light Shading Accent 4"/>
-    <w:basedOn w:val="TableNormal"/>
+    <w:basedOn w:val="NormalTablo"/>
     <w:uiPriority w:val="60"/>
     <w:rsid w:val="00FC693F"/>
     <w:pPr>
@@ -5173,9 +5206,9 @@
       </w:tcPr>
     </w:tblStylePr>
   </w:style>
-  <w:style w:type="table" w:styleId="LightShading-Accent5">
+  <w:style w:type="table" w:styleId="AkGlgeleme-Vurgu5">
     <w:name w:val="Light Shading Accent 5"/>
-    <w:basedOn w:val="TableNormal"/>
+    <w:basedOn w:val="NormalTablo"/>
     <w:uiPriority w:val="60"/>
     <w:rsid w:val="00FC693F"/>
     <w:pPr>
@@ -5269,9 +5302,9 @@
       </w:tcPr>
     </w:tblStylePr>
   </w:style>
-  <w:style w:type="table" w:styleId="LightShading-Accent6">
+  <w:style w:type="table" w:styleId="AkGlgeleme-Vurgu6">
     <w:name w:val="Light Shading Accent 6"/>
-    <w:basedOn w:val="TableNormal"/>
+    <w:basedOn w:val="NormalTablo"/>
     <w:uiPriority w:val="60"/>
     <w:rsid w:val="00FC693F"/>
     <w:pPr>
@@ -5365,9 +5398,9 @@
       </w:tcPr>
     </w:tblStylePr>
   </w:style>
-  <w:style w:type="table" w:styleId="LightList">
+  <w:style w:type="table" w:styleId="AkListe">
     <w:name w:val="Light List"/>
-    <w:basedOn w:val="TableNormal"/>
+    <w:basedOn w:val="NormalTablo"/>
     <w:uiPriority w:val="61"/>
     <w:rsid w:val="00FC693F"/>
     <w:pPr>
@@ -5450,9 +5483,9 @@
       </w:tcPr>
     </w:tblStylePr>
   </w:style>
-  <w:style w:type="table" w:styleId="LightList-Accent1">
+  <w:style w:type="table" w:styleId="AkListe-Vurgu1">
     <w:name w:val="Light List Accent 1"/>
-    <w:basedOn w:val="TableNormal"/>
+    <w:basedOn w:val="NormalTablo"/>
     <w:uiPriority w:val="61"/>
     <w:rsid w:val="00FC693F"/>
     <w:pPr>
@@ -5535,9 +5568,9 @@
       </w:tcPr>
     </w:tblStylePr>
   </w:style>
-  <w:style w:type="table" w:styleId="LightList-Accent2">
+  <w:style w:type="table" w:styleId="AkListe-Vurgu2">
     <w:name w:val="Light List Accent 2"/>
-    <w:basedOn w:val="TableNormal"/>
+    <w:basedOn w:val="NormalTablo"/>
     <w:uiPriority w:val="61"/>
     <w:rsid w:val="00CB0664"/>
     <w:pPr>
@@ -5620,9 +5653,9 @@
       </w:tcPr>
     </w:tblStylePr>
   </w:style>
-  <w:style w:type="table" w:styleId="LightList-Accent3">
+  <w:style w:type="table" w:styleId="AkListe-Vurgu3">
     <w:name w:val="Light List Accent 3"/>
-    <w:basedOn w:val="TableNormal"/>
+    <w:basedOn w:val="NormalTablo"/>
     <w:uiPriority w:val="61"/>
     <w:rsid w:val="00CB0664"/>
     <w:pPr>
@@ -5705,9 +5738,9 @@
       </w:tcPr>
     </w:tblStylePr>
   </w:style>
-  <w:style w:type="table" w:styleId="LightList-Accent4">
+  <w:style w:type="table" w:styleId="AkListe-Vurgu4">
     <w:name w:val="Light List Accent 4"/>
-    <w:basedOn w:val="TableNormal"/>
+    <w:basedOn w:val="NormalTablo"/>
     <w:uiPriority w:val="61"/>
     <w:rsid w:val="00CB0664"/>
     <w:pPr>
@@ -5790,9 +5823,9 @@
       </w:tcPr>
     </w:tblStylePr>
   </w:style>
-  <w:style w:type="table" w:styleId="LightList-Accent5">
+  <w:style w:type="table" w:styleId="AkListe-Vurgu5">
     <w:name w:val="Light List Accent 5"/>
-    <w:basedOn w:val="TableNormal"/>
+    <w:basedOn w:val="NormalTablo"/>
     <w:uiPriority w:val="61"/>
     <w:rsid w:val="00CB0664"/>
     <w:pPr>
@@ -5875,9 +5908,9 @@
       </w:tcPr>
     </w:tblStylePr>
   </w:style>
-  <w:style w:type="table" w:styleId="LightList-Accent6">
+  <w:style w:type="table" w:styleId="AkListe-Vurgu6">
     <w:name w:val="Light List Accent 6"/>
-    <w:basedOn w:val="TableNormal"/>
+    <w:basedOn w:val="NormalTablo"/>
     <w:uiPriority w:val="61"/>
     <w:rsid w:val="00CB0664"/>
     <w:pPr>
@@ -5960,9 +5993,9 @@
       </w:tcPr>
     </w:tblStylePr>
   </w:style>
-  <w:style w:type="table" w:styleId="LightGrid">
+  <w:style w:type="table" w:styleId="AkKlavuz">
     <w:name w:val="Light Grid"/>
-    <w:basedOn w:val="TableNormal"/>
+    <w:basedOn w:val="NormalTablo"/>
     <w:uiPriority w:val="62"/>
     <w:rsid w:val="00CB0664"/>
     <w:pPr>
@@ -6083,9 +6116,9 @@
       </w:tcPr>
     </w:tblStylePr>
   </w:style>
-  <w:style w:type="table" w:styleId="LightGrid-Accent1">
+  <w:style w:type="table" w:styleId="AkKlavuz-Vurgu1">
     <w:name w:val="Light Grid Accent 1"/>
-    <w:basedOn w:val="TableNormal"/>
+    <w:basedOn w:val="NormalTablo"/>
     <w:uiPriority w:val="62"/>
     <w:rsid w:val="00CB0664"/>
     <w:pPr>
@@ -6206,9 +6239,9 @@
       </w:tcPr>
     </w:tblStylePr>
   </w:style>
-  <w:style w:type="table" w:styleId="LightGrid-Accent2">
+  <w:style w:type="table" w:styleId="AkKlavuz-Vurgu2">
     <w:name w:val="Light Grid Accent 2"/>
-    <w:basedOn w:val="TableNormal"/>
+    <w:basedOn w:val="NormalTablo"/>
     <w:uiPriority w:val="62"/>
     <w:rsid w:val="00CB0664"/>
     <w:pPr>
@@ -6329,9 +6362,9 @@
       </w:tcPr>
     </w:tblStylePr>
   </w:style>
-  <w:style w:type="table" w:styleId="LightGrid-Accent3">
+  <w:style w:type="table" w:styleId="AkKlavuz-Vurgu3">
     <w:name w:val="Light Grid Accent 3"/>
-    <w:basedOn w:val="TableNormal"/>
+    <w:basedOn w:val="NormalTablo"/>
     <w:uiPriority w:val="62"/>
     <w:rsid w:val="00CB0664"/>
     <w:pPr>
@@ -6452,9 +6485,9 @@
       </w:tcPr>
     </w:tblStylePr>
   </w:style>
-  <w:style w:type="table" w:styleId="LightGrid-Accent4">
+  <w:style w:type="table" w:styleId="AkKlavuz-Vurgu4">
     <w:name w:val="Light Grid Accent 4"/>
-    <w:basedOn w:val="TableNormal"/>
+    <w:basedOn w:val="NormalTablo"/>
     <w:uiPriority w:val="62"/>
     <w:rsid w:val="00CB0664"/>
     <w:pPr>
@@ -6575,9 +6608,9 @@
       </w:tcPr>
     </w:tblStylePr>
   </w:style>
-  <w:style w:type="table" w:styleId="LightGrid-Accent5">
+  <w:style w:type="table" w:styleId="AkKlavuz-Vurgu5">
     <w:name w:val="Light Grid Accent 5"/>
-    <w:basedOn w:val="TableNormal"/>
+    <w:basedOn w:val="NormalTablo"/>
     <w:uiPriority w:val="62"/>
     <w:rsid w:val="00CB0664"/>
     <w:pPr>
@@ -6698,9 +6731,9 @@
       </w:tcPr>
     </w:tblStylePr>
   </w:style>
-  <w:style w:type="table" w:styleId="LightGrid-Accent6">
+  <w:style w:type="table" w:styleId="AkKlavuz-Vurgu6">
     <w:name w:val="Light Grid Accent 6"/>
-    <w:basedOn w:val="TableNormal"/>
+    <w:basedOn w:val="NormalTablo"/>
     <w:uiPriority w:val="62"/>
     <w:rsid w:val="00CB0664"/>
     <w:pPr>
@@ -6821,9 +6854,9 @@
       </w:tcPr>
     </w:tblStylePr>
   </w:style>
-  <w:style w:type="table" w:styleId="MediumShading1">
+  <w:style w:type="table" w:styleId="OrtaGlgeleme1">
     <w:name w:val="Medium Shading 1"/>
-    <w:basedOn w:val="TableNormal"/>
+    <w:basedOn w:val="NormalTablo"/>
     <w:uiPriority w:val="63"/>
     <w:rsid w:val="00CB0664"/>
     <w:pPr>
@@ -6920,9 +6953,9 @@
       </w:tcPr>
     </w:tblStylePr>
   </w:style>
-  <w:style w:type="table" w:styleId="MediumShading1-Accent1">
+  <w:style w:type="table" w:styleId="OrtaGlgeleme1-Vurgu1">
     <w:name w:val="Medium Shading 1 Accent 1"/>
-    <w:basedOn w:val="TableNormal"/>
+    <w:basedOn w:val="NormalTablo"/>
     <w:uiPriority w:val="63"/>
     <w:rsid w:val="00CB0664"/>
     <w:pPr>
@@ -7019,9 +7052,9 @@
       </w:tcPr>
     </w:tblStylePr>
   </w:style>
-  <w:style w:type="table" w:styleId="MediumShading1-Accent2">
+  <w:style w:type="table" w:styleId="OrtaGlgeleme1-Vurgu2">
     <w:name w:val="Medium Shading 1 Accent 2"/>
-    <w:basedOn w:val="TableNormal"/>
+    <w:basedOn w:val="NormalTablo"/>
     <w:uiPriority w:val="63"/>
     <w:rsid w:val="00CB0664"/>
     <w:pPr>
@@ -7118,9 +7151,9 @@
       </w:tcPr>
     </w:tblStylePr>
   </w:style>
-  <w:style w:type="table" w:styleId="MediumShading1-Accent3">
+  <w:style w:type="table" w:styleId="OrtaGlgeleme1-Vurgu3">
     <w:name w:val="Medium Shading 1 Accent 3"/>
-    <w:basedOn w:val="TableNormal"/>
+    <w:basedOn w:val="NormalTablo"/>
     <w:uiPriority w:val="63"/>
     <w:rsid w:val="00CB0664"/>
     <w:pPr>
@@ -7217,9 +7250,9 @@
       </w:tcPr>
     </w:tblStylePr>
   </w:style>
-  <w:style w:type="table" w:styleId="MediumShading1-Accent4">
+  <w:style w:type="table" w:styleId="OrtaGlgeleme1-Vurgu4">
     <w:name w:val="Medium Shading 1 Accent 4"/>
-    <w:basedOn w:val="TableNormal"/>
+    <w:basedOn w:val="NormalTablo"/>
     <w:uiPriority w:val="63"/>
     <w:rsid w:val="00CB0664"/>
     <w:pPr>
@@ -7316,9 +7349,9 @@
       </w:tcPr>
     </w:tblStylePr>
   </w:style>
-  <w:style w:type="table" w:styleId="MediumShading1-Accent5">
+  <w:style w:type="table" w:styleId="OrtaGlgeleme1-Vurgu5">
     <w:name w:val="Medium Shading 1 Accent 5"/>
-    <w:basedOn w:val="TableNormal"/>
+    <w:basedOn w:val="NormalTablo"/>
     <w:uiPriority w:val="63"/>
     <w:rsid w:val="00CB0664"/>
     <w:pPr>
@@ -7415,9 +7448,9 @@
       </w:tcPr>
     </w:tblStylePr>
   </w:style>
-  <w:style w:type="table" w:styleId="MediumShading1-Accent6">
+  <w:style w:type="table" w:styleId="OrtaGlgeleme1-Vurgu6">
     <w:name w:val="Medium Shading 1 Accent 6"/>
-    <w:basedOn w:val="TableNormal"/>
+    <w:basedOn w:val="NormalTablo"/>
     <w:uiPriority w:val="63"/>
     <w:rsid w:val="00CB0664"/>
     <w:pPr>
@@ -7514,9 +7547,9 @@
       </w:tcPr>
     </w:tblStylePr>
   </w:style>
-  <w:style w:type="table" w:styleId="MediumShading2">
+  <w:style w:type="table" w:styleId="OrtaGlgeleme2">
     <w:name w:val="Medium Shading 2"/>
-    <w:basedOn w:val="TableNormal"/>
+    <w:basedOn w:val="NormalTablo"/>
     <w:uiPriority w:val="64"/>
     <w:rsid w:val="00CB0664"/>
     <w:pPr>
@@ -7656,9 +7689,9 @@
       </w:tcPr>
     </w:tblStylePr>
   </w:style>
-  <w:style w:type="table" w:styleId="MediumShading2-Accent1">
+  <w:style w:type="table" w:styleId="OrtaGlgeleme2-Vurgu1">
     <w:name w:val="Medium Shading 2 Accent 1"/>
-    <w:basedOn w:val="TableNormal"/>
+    <w:basedOn w:val="NormalTablo"/>
     <w:uiPriority w:val="64"/>
     <w:rsid w:val="00CB0664"/>
     <w:pPr>
@@ -7798,9 +7831,9 @@
       </w:tcPr>
     </w:tblStylePr>
   </w:style>
-  <w:style w:type="table" w:styleId="MediumShading2-Accent2">
+  <w:style w:type="table" w:styleId="OrtaGlgeleme2-Vurgu2">
     <w:name w:val="Medium Shading 2 Accent 2"/>
-    <w:basedOn w:val="TableNormal"/>
+    <w:basedOn w:val="NormalTablo"/>
     <w:uiPriority w:val="64"/>
     <w:rsid w:val="00CB0664"/>
     <w:pPr>
@@ -7940,9 +7973,9 @@
       </w:tcPr>
     </w:tblStylePr>
   </w:style>
-  <w:style w:type="table" w:styleId="MediumShading2-Accent3">
+  <w:style w:type="table" w:styleId="OrtaGlgeleme2-Vurgu3">
     <w:name w:val="Medium Shading 2 Accent 3"/>
-    <w:basedOn w:val="TableNormal"/>
+    <w:basedOn w:val="NormalTablo"/>
     <w:uiPriority w:val="64"/>
     <w:rsid w:val="00CB0664"/>
     <w:pPr>
@@ -8082,9 +8115,9 @@
       </w:tcPr>
     </w:tblStylePr>
   </w:style>
-  <w:style w:type="table" w:styleId="MediumShading2-Accent4">
+  <w:style w:type="table" w:styleId="OrtaGlgeleme2-Vurgu4">
     <w:name w:val="Medium Shading 2 Accent 4"/>
-    <w:basedOn w:val="TableNormal"/>
+    <w:basedOn w:val="NormalTablo"/>
     <w:uiPriority w:val="64"/>
     <w:rsid w:val="00CB0664"/>
     <w:pPr>
@@ -8224,9 +8257,9 @@
       </w:tcPr>
     </w:tblStylePr>
   </w:style>
-  <w:style w:type="table" w:styleId="MediumShading2-Accent5">
+  <w:style w:type="table" w:styleId="OrtaGlgeleme2-Vurgu5">
     <w:name w:val="Medium Shading 2 Accent 5"/>
-    <w:basedOn w:val="TableNormal"/>
+    <w:basedOn w:val="NormalTablo"/>
     <w:uiPriority w:val="64"/>
     <w:rsid w:val="00CB0664"/>
     <w:pPr>
@@ -8366,9 +8399,9 @@
       </w:tcPr>
     </w:tblStylePr>
   </w:style>
-  <w:style w:type="table" w:styleId="MediumShading2-Accent6">
+  <w:style w:type="table" w:styleId="OrtaGlgeleme2-Vurgu6">
     <w:name w:val="Medium Shading 2 Accent 6"/>
-    <w:basedOn w:val="TableNormal"/>
+    <w:basedOn w:val="NormalTablo"/>
     <w:uiPriority w:val="64"/>
     <w:rsid w:val="00CB0664"/>
     <w:pPr>
@@ -8508,9 +8541,9 @@
       </w:tcPr>
     </w:tblStylePr>
   </w:style>
-  <w:style w:type="table" w:styleId="MediumList1">
+  <w:style w:type="table" w:styleId="OrtaListe1">
     <w:name w:val="Medium List 1"/>
-    <w:basedOn w:val="TableNormal"/>
+    <w:basedOn w:val="NormalTablo"/>
     <w:uiPriority w:val="65"/>
     <w:rsid w:val="00CB0664"/>
     <w:pPr>
@@ -8585,9 +8618,9 @@
       </w:tcPr>
     </w:tblStylePr>
   </w:style>
-  <w:style w:type="table" w:styleId="MediumList1-Accent1">
+  <w:style w:type="table" w:styleId="OrtaListe1-Vurgu1">
     <w:name w:val="Medium List 1 Accent 1"/>
-    <w:basedOn w:val="TableNormal"/>
+    <w:basedOn w:val="NormalTablo"/>
     <w:uiPriority w:val="65"/>
     <w:rsid w:val="00CB0664"/>
     <w:pPr>
@@ -8662,9 +8695,9 @@
       </w:tcPr>
     </w:tblStylePr>
   </w:style>
-  <w:style w:type="table" w:styleId="MediumList1-Accent2">
+  <w:style w:type="table" w:styleId="OrtaListe1-Vurgu2">
     <w:name w:val="Medium List 1 Accent 2"/>
-    <w:basedOn w:val="TableNormal"/>
+    <w:basedOn w:val="NormalTablo"/>
     <w:uiPriority w:val="65"/>
     <w:rsid w:val="00CB0664"/>
     <w:pPr>
@@ -8739,9 +8772,9 @@
       </w:tcPr>
     </w:tblStylePr>
   </w:style>
-  <w:style w:type="table" w:styleId="MediumList1-Accent3">
+  <w:style w:type="table" w:styleId="OrtaListe1-Vurgu3">
     <w:name w:val="Medium List 1 Accent 3"/>
-    <w:basedOn w:val="TableNormal"/>
+    <w:basedOn w:val="NormalTablo"/>
     <w:uiPriority w:val="65"/>
     <w:rsid w:val="00CB0664"/>
     <w:pPr>
@@ -8816,9 +8849,9 @@
       </w:tcPr>
     </w:tblStylePr>
   </w:style>
-  <w:style w:type="table" w:styleId="MediumList1-Accent4">
+  <w:style w:type="table" w:styleId="OrtaListe1-Vurgu4">
     <w:name w:val="Medium List 1 Accent 4"/>
-    <w:basedOn w:val="TableNormal"/>
+    <w:basedOn w:val="NormalTablo"/>
     <w:uiPriority w:val="65"/>
     <w:rsid w:val="00CB0664"/>
     <w:pPr>
@@ -8893,9 +8926,9 @@
       </w:tcPr>
     </w:tblStylePr>
   </w:style>
-  <w:style w:type="table" w:styleId="MediumList1-Accent5">
+  <w:style w:type="table" w:styleId="OrtaListe1-Vurgu5">
     <w:name w:val="Medium List 1 Accent 5"/>
-    <w:basedOn w:val="TableNormal"/>
+    <w:basedOn w:val="NormalTablo"/>
     <w:uiPriority w:val="65"/>
     <w:rsid w:val="00CB0664"/>
     <w:pPr>
@@ -8970,9 +9003,9 @@
       </w:tcPr>
     </w:tblStylePr>
   </w:style>
-  <w:style w:type="table" w:styleId="MediumList1-Accent6">
+  <w:style w:type="table" w:styleId="OrtaListe1-Vurgu6">
     <w:name w:val="Medium List 1 Accent 6"/>
-    <w:basedOn w:val="TableNormal"/>
+    <w:basedOn w:val="NormalTablo"/>
     <w:uiPriority w:val="65"/>
     <w:rsid w:val="00CB0664"/>
     <w:pPr>
@@ -9047,9 +9080,9 @@
       </w:tcPr>
     </w:tblStylePr>
   </w:style>
-  <w:style w:type="table" w:styleId="MediumList2">
+  <w:style w:type="table" w:styleId="OrtaListe2">
     <w:name w:val="Medium List 2"/>
-    <w:basedOn w:val="TableNormal"/>
+    <w:basedOn w:val="NormalTablo"/>
     <w:uiPriority w:val="66"/>
     <w:rsid w:val="00CB0664"/>
     <w:pPr>
@@ -9168,9 +9201,9 @@
       </w:tcPr>
     </w:tblStylePr>
   </w:style>
-  <w:style w:type="table" w:styleId="MediumList2-Accent1">
+  <w:style w:type="table" w:styleId="OrtaList2-Vurgu1">
     <w:name w:val="Medium List 2 Accent 1"/>
-    <w:basedOn w:val="TableNormal"/>
+    <w:basedOn w:val="NormalTablo"/>
     <w:uiPriority w:val="66"/>
     <w:rsid w:val="00CB0664"/>
     <w:pPr>
@@ -9289,9 +9322,9 @@
       </w:tcPr>
     </w:tblStylePr>
   </w:style>
-  <w:style w:type="table" w:styleId="MediumList2-Accent2">
+  <w:style w:type="table" w:styleId="OrtaListe2-Vurgu2">
     <w:name w:val="Medium List 2 Accent 2"/>
-    <w:basedOn w:val="TableNormal"/>
+    <w:basedOn w:val="NormalTablo"/>
     <w:uiPriority w:val="66"/>
     <w:rsid w:val="00CB0664"/>
     <w:pPr>
@@ -9410,9 +9443,9 @@
       </w:tcPr>
     </w:tblStylePr>
   </w:style>
-  <w:style w:type="table" w:styleId="MediumList2-Accent3">
+  <w:style w:type="table" w:styleId="OrtaListe2-Vurgu3">
     <w:name w:val="Medium List 2 Accent 3"/>
-    <w:basedOn w:val="TableNormal"/>
+    <w:basedOn w:val="NormalTablo"/>
     <w:uiPriority w:val="66"/>
     <w:rsid w:val="00CB0664"/>
     <w:pPr>
@@ -9531,9 +9564,9 @@
       </w:tcPr>
     </w:tblStylePr>
   </w:style>
-  <w:style w:type="table" w:styleId="MediumList2-Accent4">
+  <w:style w:type="table" w:styleId="OrtaListe2-Vurgu4">
     <w:name w:val="Medium List 2 Accent 4"/>
-    <w:basedOn w:val="TableNormal"/>
+    <w:basedOn w:val="NormalTablo"/>
     <w:uiPriority w:val="66"/>
     <w:rsid w:val="00CB0664"/>
     <w:pPr>
@@ -9652,9 +9685,9 @@
       </w:tcPr>
     </w:tblStylePr>
   </w:style>
-  <w:style w:type="table" w:styleId="MediumList2-Accent5">
+  <w:style w:type="table" w:styleId="OrtaListe2-Vurgu5">
     <w:name w:val="Medium List 2 Accent 5"/>
-    <w:basedOn w:val="TableNormal"/>
+    <w:basedOn w:val="NormalTablo"/>
     <w:uiPriority w:val="66"/>
     <w:rsid w:val="00CB0664"/>
     <w:pPr>
@@ -9773,9 +9806,9 @@
       </w:tcPr>
     </w:tblStylePr>
   </w:style>
-  <w:style w:type="table" w:styleId="MediumList2-Accent6">
+  <w:style w:type="table" w:styleId="OrtaListe2-Vurgu6">
     <w:name w:val="Medium List 2 Accent 6"/>
-    <w:basedOn w:val="TableNormal"/>
+    <w:basedOn w:val="NormalTablo"/>
     <w:uiPriority w:val="66"/>
     <w:rsid w:val="00CB0664"/>
     <w:pPr>
@@ -9894,9 +9927,9 @@
       </w:tcPr>
     </w:tblStylePr>
   </w:style>
-  <w:style w:type="table" w:styleId="MediumGrid1">
+  <w:style w:type="table" w:styleId="OrtaKlavuz1">
     <w:name w:val="Medium Grid 1"/>
-    <w:basedOn w:val="TableNormal"/>
+    <w:basedOn w:val="NormalTablo"/>
     <w:uiPriority w:val="67"/>
     <w:rsid w:val="00CB0664"/>
     <w:pPr>
@@ -9960,9 +9993,9 @@
       </w:tcPr>
     </w:tblStylePr>
   </w:style>
-  <w:style w:type="table" w:styleId="MediumGrid1-Accent1">
+  <w:style w:type="table" w:styleId="OrtaKlavuz1-Vurgu1">
     <w:name w:val="Medium Grid 1 Accent 1"/>
-    <w:basedOn w:val="TableNormal"/>
+    <w:basedOn w:val="NormalTablo"/>
     <w:uiPriority w:val="67"/>
     <w:rsid w:val="00CB0664"/>
     <w:pPr>
@@ -10026,9 +10059,9 @@
       </w:tcPr>
     </w:tblStylePr>
   </w:style>
-  <w:style w:type="table" w:styleId="MediumGrid1-Accent2">
+  <w:style w:type="table" w:styleId="OrtaKlavuz1-Vurgu2">
     <w:name w:val="Medium Grid 1 Accent 2"/>
-    <w:basedOn w:val="TableNormal"/>
+    <w:basedOn w:val="NormalTablo"/>
     <w:uiPriority w:val="67"/>
     <w:rsid w:val="00CB0664"/>
     <w:pPr>
@@ -10092,9 +10125,9 @@
       </w:tcPr>
     </w:tblStylePr>
   </w:style>
-  <w:style w:type="table" w:styleId="MediumGrid1-Accent3">
+  <w:style w:type="table" w:styleId="OrtaKlavuz1-Vurgu3">
     <w:name w:val="Medium Grid 1 Accent 3"/>
-    <w:basedOn w:val="TableNormal"/>
+    <w:basedOn w:val="NormalTablo"/>
     <w:uiPriority w:val="67"/>
     <w:rsid w:val="00CB0664"/>
     <w:pPr>
@@ -10158,9 +10191,9 @@
       </w:tcPr>
     </w:tblStylePr>
   </w:style>
-  <w:style w:type="table" w:styleId="MediumGrid1-Accent4">
+  <w:style w:type="table" w:styleId="OrtaKlavuz1-Vurgu4">
     <w:name w:val="Medium Grid 1 Accent 4"/>
-    <w:basedOn w:val="TableNormal"/>
+    <w:basedOn w:val="NormalTablo"/>
     <w:uiPriority w:val="67"/>
     <w:rsid w:val="00CB0664"/>
     <w:pPr>
@@ -10224,9 +10257,9 @@
       </w:tcPr>
     </w:tblStylePr>
   </w:style>
-  <w:style w:type="table" w:styleId="MediumGrid1-Accent5">
+  <w:style w:type="table" w:styleId="OrtaKlavuz1-Vurgu5">
     <w:name w:val="Medium Grid 1 Accent 5"/>
-    <w:basedOn w:val="TableNormal"/>
+    <w:basedOn w:val="NormalTablo"/>
     <w:uiPriority w:val="67"/>
     <w:rsid w:val="00CB0664"/>
     <w:pPr>
@@ -10290,9 +10323,9 @@
       </w:tcPr>
     </w:tblStylePr>
   </w:style>
-  <w:style w:type="table" w:styleId="MediumGrid1-Accent6">
+  <w:style w:type="table" w:styleId="OrtaKlavuz1-Vurgu6">
     <w:name w:val="Medium Grid 1 Accent 6"/>
-    <w:basedOn w:val="TableNormal"/>
+    <w:basedOn w:val="NormalTablo"/>
     <w:uiPriority w:val="67"/>
     <w:rsid w:val="00CB0664"/>
     <w:pPr>
@@ -10356,9 +10389,9 @@
       </w:tcPr>
     </w:tblStylePr>
   </w:style>
-  <w:style w:type="table" w:styleId="MediumGrid2">
+  <w:style w:type="table" w:styleId="OrtaKlavuz2">
     <w:name w:val="Medium Grid 2"/>
-    <w:basedOn w:val="TableNormal"/>
+    <w:basedOn w:val="NormalTablo"/>
     <w:uiPriority w:val="68"/>
     <w:rsid w:val="00CB0664"/>
     <w:pPr>
@@ -10474,9 +10507,9 @@
       </w:tcPr>
     </w:tblStylePr>
   </w:style>
-  <w:style w:type="table" w:styleId="MediumGrid2-Accent1">
+  <w:style w:type="table" w:styleId="OrtaKlavuz2-Vurgu1">
     <w:name w:val="Medium Grid 2 Accent 1"/>
-    <w:basedOn w:val="TableNormal"/>
+    <w:basedOn w:val="NormalTablo"/>
     <w:uiPriority w:val="68"/>
     <w:rsid w:val="00CB0664"/>
     <w:pPr>
@@ -10592,9 +10625,9 @@
       </w:tcPr>
     </w:tblStylePr>
   </w:style>
-  <w:style w:type="table" w:styleId="MediumGrid2-Accent2">
+  <w:style w:type="table" w:styleId="OrtaKlavuz2-Vurgu2">
     <w:name w:val="Medium Grid 2 Accent 2"/>
-    <w:basedOn w:val="TableNormal"/>
+    <w:basedOn w:val="NormalTablo"/>
     <w:uiPriority w:val="68"/>
     <w:rsid w:val="00CB0664"/>
     <w:pPr>
@@ -10710,9 +10743,9 @@
       </w:tcPr>
     </w:tblStylePr>
   </w:style>
-  <w:style w:type="table" w:styleId="MediumGrid2-Accent3">
+  <w:style w:type="table" w:styleId="OrtaKlavuz2-Vurgu3">
     <w:name w:val="Medium Grid 2 Accent 3"/>
-    <w:basedOn w:val="TableNormal"/>
+    <w:basedOn w:val="NormalTablo"/>
     <w:uiPriority w:val="68"/>
     <w:rsid w:val="00CB0664"/>
     <w:pPr>
@@ -10828,9 +10861,9 @@
       </w:tcPr>
     </w:tblStylePr>
   </w:style>
-  <w:style w:type="table" w:styleId="MediumGrid2-Accent4">
+  <w:style w:type="table" w:styleId="OrtaKlavuz2-Vurgu4">
     <w:name w:val="Medium Grid 2 Accent 4"/>
-    <w:basedOn w:val="TableNormal"/>
+    <w:basedOn w:val="NormalTablo"/>
     <w:uiPriority w:val="68"/>
     <w:rsid w:val="00CB0664"/>
     <w:pPr>
@@ -10946,9 +10979,9 @@
       </w:tcPr>
     </w:tblStylePr>
   </w:style>
-  <w:style w:type="table" w:styleId="MediumGrid2-Accent5">
+  <w:style w:type="table" w:styleId="OrtaKlavuz2-Vurgu5">
     <w:name w:val="Medium Grid 2 Accent 5"/>
-    <w:basedOn w:val="TableNormal"/>
+    <w:basedOn w:val="NormalTablo"/>
     <w:uiPriority w:val="68"/>
     <w:rsid w:val="00CB0664"/>
     <w:pPr>
@@ -11064,9 +11097,9 @@
       </w:tcPr>
     </w:tblStylePr>
   </w:style>
-  <w:style w:type="table" w:styleId="MediumGrid2-Accent6">
+  <w:style w:type="table" w:styleId="OrtaKlavuz2-Vurgu6">
     <w:name w:val="Medium Grid 2 Accent 6"/>
-    <w:basedOn w:val="TableNormal"/>
+    <w:basedOn w:val="NormalTablo"/>
     <w:uiPriority w:val="68"/>
     <w:rsid w:val="00CB0664"/>
     <w:pPr>
@@ -11182,9 +11215,9 @@
       </w:tcPr>
     </w:tblStylePr>
   </w:style>
-  <w:style w:type="table" w:styleId="MediumGrid3">
+  <w:style w:type="table" w:styleId="OrtaKlavuz3">
     <w:name w:val="Medium Grid 3"/>
-    <w:basedOn w:val="TableNormal"/>
+    <w:basedOn w:val="NormalTablo"/>
     <w:uiPriority w:val="69"/>
     <w:rsid w:val="00CB0664"/>
     <w:pPr>
@@ -11316,9 +11349,9 @@
       </w:tcPr>
     </w:tblStylePr>
   </w:style>
-  <w:style w:type="table" w:styleId="MediumGrid3-Accent1">
+  <w:style w:type="table" w:styleId="OrtaKlavuz3-Vurgu1">
     <w:name w:val="Medium Grid 3 Accent 1"/>
-    <w:basedOn w:val="TableNormal"/>
+    <w:basedOn w:val="NormalTablo"/>
     <w:uiPriority w:val="69"/>
     <w:rsid w:val="00CB0664"/>
     <w:pPr>
@@ -11450,9 +11483,9 @@
       </w:tcPr>
     </w:tblStylePr>
   </w:style>
-  <w:style w:type="table" w:styleId="MediumGrid3-Accent2">
+  <w:style w:type="table" w:styleId="OrtaKlavuz3-Vurgu2">
     <w:name w:val="Medium Grid 3 Accent 2"/>
-    <w:basedOn w:val="TableNormal"/>
+    <w:basedOn w:val="NormalTablo"/>
     <w:uiPriority w:val="69"/>
     <w:rsid w:val="00CB0664"/>
     <w:pPr>
@@ -11584,9 +11617,9 @@
       </w:tcPr>
     </w:tblStylePr>
   </w:style>
-  <w:style w:type="table" w:styleId="MediumGrid3-Accent3">
+  <w:style w:type="table" w:styleId="OrtaKlavuz3-Vurgu3">
     <w:name w:val="Medium Grid 3 Accent 3"/>
-    <w:basedOn w:val="TableNormal"/>
+    <w:basedOn w:val="NormalTablo"/>
     <w:uiPriority w:val="69"/>
     <w:rsid w:val="00CB0664"/>
     <w:pPr>
@@ -11718,9 +11751,9 @@
       </w:tcPr>
     </w:tblStylePr>
   </w:style>
-  <w:style w:type="table" w:styleId="MediumGrid3-Accent4">
+  <w:style w:type="table" w:styleId="OrtaKlavuz3-Vurgu4">
     <w:name w:val="Medium Grid 3 Accent 4"/>
-    <w:basedOn w:val="TableNormal"/>
+    <w:basedOn w:val="NormalTablo"/>
     <w:uiPriority w:val="69"/>
     <w:rsid w:val="00CB0664"/>
     <w:pPr>
@@ -11852,9 +11885,9 @@
       </w:tcPr>
     </w:tblStylePr>
   </w:style>
-  <w:style w:type="table" w:styleId="MediumGrid3-Accent5">
+  <w:style w:type="table" w:styleId="OrtaKlavuz3-Vurgu5">
     <w:name w:val="Medium Grid 3 Accent 5"/>
-    <w:basedOn w:val="TableNormal"/>
+    <w:basedOn w:val="NormalTablo"/>
     <w:uiPriority w:val="69"/>
     <w:rsid w:val="00CB0664"/>
     <w:pPr>
@@ -11986,9 +12019,9 @@
       </w:tcPr>
     </w:tblStylePr>
   </w:style>
-  <w:style w:type="table" w:styleId="MediumGrid3-Accent6">
+  <w:style w:type="table" w:styleId="OrtaKlavuz3-Vurgu6">
     <w:name w:val="Medium Grid 3 Accent 6"/>
-    <w:basedOn w:val="TableNormal"/>
+    <w:basedOn w:val="NormalTablo"/>
     <w:uiPriority w:val="69"/>
     <w:rsid w:val="00CB0664"/>
     <w:pPr>
@@ -12120,9 +12153,9 @@
       </w:tcPr>
     </w:tblStylePr>
   </w:style>
-  <w:style w:type="table" w:styleId="DarkList">
+  <w:style w:type="table" w:styleId="KoyuListe">
     <w:name w:val="Dark List"/>
-    <w:basedOn w:val="TableNormal"/>
+    <w:basedOn w:val="NormalTablo"/>
     <w:uiPriority w:val="70"/>
     <w:rsid w:val="00CB0664"/>
     <w:pPr>
@@ -12227,9 +12260,9 @@
       </w:tcPr>
     </w:tblStylePr>
   </w:style>
-  <w:style w:type="table" w:styleId="DarkList-Accent1">
+  <w:style w:type="table" w:styleId="KoyuListe-Vurgu1">
     <w:name w:val="Dark List Accent 1"/>
-    <w:basedOn w:val="TableNormal"/>
+    <w:basedOn w:val="NormalTablo"/>
     <w:uiPriority w:val="70"/>
     <w:rsid w:val="00CB0664"/>
     <w:pPr>
@@ -12334,9 +12367,9 @@
       </w:tcPr>
     </w:tblStylePr>
   </w:style>
-  <w:style w:type="table" w:styleId="DarkList-Accent2">
+  <w:style w:type="table" w:styleId="KoyuListe-Vurgu2">
     <w:name w:val="Dark List Accent 2"/>
-    <w:basedOn w:val="TableNormal"/>
+    <w:basedOn w:val="NormalTablo"/>
     <w:uiPriority w:val="70"/>
     <w:rsid w:val="00CB0664"/>
     <w:pPr>
@@ -12441,9 +12474,9 @@
       </w:tcPr>
     </w:tblStylePr>
   </w:style>
-  <w:style w:type="table" w:styleId="DarkList-Accent3">
+  <w:style w:type="table" w:styleId="KoyuListe-Vurgu3">
     <w:name w:val="Dark List Accent 3"/>
-    <w:basedOn w:val="TableNormal"/>
+    <w:basedOn w:val="NormalTablo"/>
     <w:uiPriority w:val="70"/>
     <w:rsid w:val="00CB0664"/>
     <w:pPr>
@@ -12548,9 +12581,9 @@
       </w:tcPr>
     </w:tblStylePr>
   </w:style>
-  <w:style w:type="table" w:styleId="DarkList-Accent4">
+  <w:style w:type="table" w:styleId="KoyuListe-Vurgu4">
     <w:name w:val="Dark List Accent 4"/>
-    <w:basedOn w:val="TableNormal"/>
+    <w:basedOn w:val="NormalTablo"/>
     <w:uiPriority w:val="70"/>
     <w:rsid w:val="00CB0664"/>
     <w:pPr>
@@ -12655,9 +12688,9 @@
       </w:tcPr>
     </w:tblStylePr>
   </w:style>
-  <w:style w:type="table" w:styleId="DarkList-Accent5">
+  <w:style w:type="table" w:styleId="KoyuListe-Vurgu5">
     <w:name w:val="Dark List Accent 5"/>
-    <w:basedOn w:val="TableNormal"/>
+    <w:basedOn w:val="NormalTablo"/>
     <w:uiPriority w:val="70"/>
     <w:rsid w:val="00CB0664"/>
     <w:pPr>
@@ -12762,9 +12795,9 @@
       </w:tcPr>
     </w:tblStylePr>
   </w:style>
-  <w:style w:type="table" w:styleId="DarkList-Accent6">
+  <w:style w:type="table" w:styleId="KoyuListe-Vurgu6">
     <w:name w:val="Dark List Accent 6"/>
-    <w:basedOn w:val="TableNormal"/>
+    <w:basedOn w:val="NormalTablo"/>
     <w:uiPriority w:val="70"/>
     <w:rsid w:val="00CB0664"/>
     <w:pPr>
@@ -12869,9 +12902,9 @@
       </w:tcPr>
     </w:tblStylePr>
   </w:style>
-  <w:style w:type="table" w:styleId="ColourfulShading">
+  <w:style w:type="table" w:styleId="RenkliGlgeleme">
     <w:name w:val="Colorful Shading"/>
-    <w:basedOn w:val="TableNormal"/>
+    <w:basedOn w:val="NormalTablo"/>
     <w:uiPriority w:val="71"/>
     <w:rsid w:val="00CB0664"/>
     <w:pPr>
@@ -12984,9 +13017,9 @@
       </w:rPr>
     </w:tblStylePr>
   </w:style>
-  <w:style w:type="table" w:styleId="ColourfulShadingAccent1">
+  <w:style w:type="table" w:styleId="RenkliGlgeleme-Vurgu1">
     <w:name w:val="Colorful Shading Accent 1"/>
-    <w:basedOn w:val="TableNormal"/>
+    <w:basedOn w:val="NormalTablo"/>
     <w:uiPriority w:val="71"/>
     <w:rsid w:val="00CB0664"/>
     <w:pPr>
@@ -13099,9 +13132,9 @@
       </w:rPr>
     </w:tblStylePr>
   </w:style>
-  <w:style w:type="table" w:styleId="ColourfulShadingAccent2">
+  <w:style w:type="table" w:styleId="RenkliGlgeleme-Vurgu2">
     <w:name w:val="Colorful Shading Accent 2"/>
-    <w:basedOn w:val="TableNormal"/>
+    <w:basedOn w:val="NormalTablo"/>
     <w:uiPriority w:val="71"/>
     <w:rsid w:val="00CB0664"/>
     <w:pPr>
@@ -13214,9 +13247,9 @@
       </w:rPr>
     </w:tblStylePr>
   </w:style>
-  <w:style w:type="table" w:styleId="ColourfulShadingAccent3">
+  <w:style w:type="table" w:styleId="RenkliGlgeleme-Vurgu3">
     <w:name w:val="Colorful Shading Accent 3"/>
-    <w:basedOn w:val="TableNormal"/>
+    <w:basedOn w:val="NormalTablo"/>
     <w:uiPriority w:val="71"/>
     <w:rsid w:val="00CB0664"/>
     <w:pPr>
@@ -13319,9 +13352,9 @@
       </w:tcPr>
     </w:tblStylePr>
   </w:style>
-  <w:style w:type="table" w:styleId="ColourfulShadingAccent4">
+  <w:style w:type="table" w:styleId="RenkliGlgeleme-Vurgu4">
     <w:name w:val="Colorful Shading Accent 4"/>
-    <w:basedOn w:val="TableNormal"/>
+    <w:basedOn w:val="NormalTablo"/>
     <w:uiPriority w:val="71"/>
     <w:rsid w:val="00CB0664"/>
     <w:pPr>
@@ -13434,9 +13467,9 @@
       </w:rPr>
     </w:tblStylePr>
   </w:style>
-  <w:style w:type="table" w:styleId="ColourfulShadingAccent5">
+  <w:style w:type="table" w:styleId="RenkliGlgeleme-Vurgu5">
     <w:name w:val="Colorful Shading Accent 5"/>
-    <w:basedOn w:val="TableNormal"/>
+    <w:basedOn w:val="NormalTablo"/>
     <w:uiPriority w:val="71"/>
     <w:rsid w:val="00CB0664"/>
     <w:pPr>
@@ -13549,9 +13582,9 @@
       </w:rPr>
     </w:tblStylePr>
   </w:style>
-  <w:style w:type="table" w:styleId="ColourfulShadingAccent6">
+  <w:style w:type="table" w:styleId="RenkliGlgeleme-Vurgu6">
     <w:name w:val="Colorful Shading Accent 6"/>
-    <w:basedOn w:val="TableNormal"/>
+    <w:basedOn w:val="NormalTablo"/>
     <w:uiPriority w:val="71"/>
     <w:rsid w:val="00CB0664"/>
     <w:pPr>
@@ -13664,9 +13697,9 @@
       </w:rPr>
     </w:tblStylePr>
   </w:style>
-  <w:style w:type="table" w:styleId="ColourfulList">
+  <w:style w:type="table" w:styleId="RenkliListe">
     <w:name w:val="Colorful List"/>
-    <w:basedOn w:val="TableNormal"/>
+    <w:basedOn w:val="NormalTablo"/>
     <w:uiPriority w:val="72"/>
     <w:rsid w:val="00CB0664"/>
     <w:pPr>
@@ -13743,9 +13776,9 @@
       </w:tcPr>
     </w:tblStylePr>
   </w:style>
-  <w:style w:type="table" w:styleId="ColourfulListAccent1">
+  <w:style w:type="table" w:styleId="RenkliListe-Vurgu1">
     <w:name w:val="Colorful List Accent 1"/>
-    <w:basedOn w:val="TableNormal"/>
+    <w:basedOn w:val="NormalTablo"/>
     <w:uiPriority w:val="72"/>
     <w:rsid w:val="00CB0664"/>
     <w:pPr>
@@ -13822,9 +13855,9 @@
       </w:tcPr>
     </w:tblStylePr>
   </w:style>
-  <w:style w:type="table" w:styleId="ColourfulListAccent2">
+  <w:style w:type="table" w:styleId="RenkliListe-Vurgu2">
     <w:name w:val="Colorful List Accent 2"/>
-    <w:basedOn w:val="TableNormal"/>
+    <w:basedOn w:val="NormalTablo"/>
     <w:uiPriority w:val="72"/>
     <w:rsid w:val="00CB0664"/>
     <w:pPr>
@@ -13901,9 +13934,9 @@
       </w:tcPr>
     </w:tblStylePr>
   </w:style>
-  <w:style w:type="table" w:styleId="ColourfulListAccent3">
+  <w:style w:type="table" w:styleId="RenkliListe-Vurgu3">
     <w:name w:val="Colorful List Accent 3"/>
-    <w:basedOn w:val="TableNormal"/>
+    <w:basedOn w:val="NormalTablo"/>
     <w:uiPriority w:val="72"/>
     <w:rsid w:val="00CB0664"/>
     <w:pPr>
@@ -13980,9 +14013,9 @@
       </w:tcPr>
     </w:tblStylePr>
   </w:style>
-  <w:style w:type="table" w:styleId="ColourfulListAccent4">
+  <w:style w:type="table" w:styleId="RenkliListe-Vurgu4">
     <w:name w:val="Colorful List Accent 4"/>
-    <w:basedOn w:val="TableNormal"/>
+    <w:basedOn w:val="NormalTablo"/>
     <w:uiPriority w:val="72"/>
     <w:rsid w:val="00CB0664"/>
     <w:pPr>
@@ -14059,9 +14092,9 @@
       </w:tcPr>
     </w:tblStylePr>
   </w:style>
-  <w:style w:type="table" w:styleId="ColourfulListAccent5">
+  <w:style w:type="table" w:styleId="RenkliListe-Vurgu5">
     <w:name w:val="Colorful List Accent 5"/>
-    <w:basedOn w:val="TableNormal"/>
+    <w:basedOn w:val="NormalTablo"/>
     <w:uiPriority w:val="72"/>
     <w:rsid w:val="00CB0664"/>
     <w:pPr>
@@ -14138,9 +14171,9 @@
       </w:tcPr>
     </w:tblStylePr>
   </w:style>
-  <w:style w:type="table" w:styleId="ColourfulListAccent6">
+  <w:style w:type="table" w:styleId="RenkliListe-Vurgu6">
     <w:name w:val="Colorful List Accent 6"/>
-    <w:basedOn w:val="TableNormal"/>
+    <w:basedOn w:val="NormalTablo"/>
     <w:uiPriority w:val="72"/>
     <w:rsid w:val="00CB0664"/>
     <w:pPr>
@@ -14217,9 +14250,9 @@
       </w:tcPr>
     </w:tblStylePr>
   </w:style>
-  <w:style w:type="table" w:styleId="ColourfulGrid">
+  <w:style w:type="table" w:styleId="RenkliKlavuz">
     <w:name w:val="Colorful Grid"/>
-    <w:basedOn w:val="TableNormal"/>
+    <w:basedOn w:val="NormalTablo"/>
     <w:uiPriority w:val="73"/>
     <w:rsid w:val="00CB0664"/>
     <w:pPr>
@@ -14290,9 +14323,9 @@
       </w:tcPr>
     </w:tblStylePr>
   </w:style>
-  <w:style w:type="table" w:styleId="ColourfulGridAccent1">
+  <w:style w:type="table" w:styleId="RenkliKlavuz-Vurgu1">
     <w:name w:val="Colorful Grid Accent 1"/>
-    <w:basedOn w:val="TableNormal"/>
+    <w:basedOn w:val="NormalTablo"/>
     <w:uiPriority w:val="73"/>
     <w:rsid w:val="00CB0664"/>
     <w:pPr>
@@ -14363,9 +14396,9 @@
       </w:tcPr>
     </w:tblStylePr>
   </w:style>
-  <w:style w:type="table" w:styleId="ColourfulGridAccent2">
+  <w:style w:type="table" w:styleId="RenkliKlavuz-Vurgu2">
     <w:name w:val="Colorful Grid Accent 2"/>
-    <w:basedOn w:val="TableNormal"/>
+    <w:basedOn w:val="NormalTablo"/>
     <w:uiPriority w:val="73"/>
     <w:rsid w:val="00CB0664"/>
     <w:pPr>
@@ -14436,9 +14469,9 @@
       </w:tcPr>
     </w:tblStylePr>
   </w:style>
-  <w:style w:type="table" w:styleId="ColourfulGridAccent3">
+  <w:style w:type="table" w:styleId="RenkliKlavuz-Vurgu3">
     <w:name w:val="Colorful Grid Accent 3"/>
-    <w:basedOn w:val="TableNormal"/>
+    <w:basedOn w:val="NormalTablo"/>
     <w:uiPriority w:val="73"/>
     <w:rsid w:val="00CB0664"/>
     <w:pPr>
@@ -14509,9 +14542,9 @@
       </w:tcPr>
     </w:tblStylePr>
   </w:style>
-  <w:style w:type="table" w:styleId="ColourfulGridAccent4">
+  <w:style w:type="table" w:styleId="RenkliKlavuz-Vurgu4">
     <w:name w:val="Colorful Grid Accent 4"/>
-    <w:basedOn w:val="TableNormal"/>
+    <w:basedOn w:val="NormalTablo"/>
     <w:uiPriority w:val="73"/>
     <w:rsid w:val="00CB0664"/>
     <w:pPr>
@@ -14582,9 +14615,9 @@
       </w:tcPr>
     </w:tblStylePr>
   </w:style>
-  <w:style w:type="table" w:styleId="ColourfulGridAccent5">
+  <w:style w:type="table" w:styleId="RenkliKlavuz-Vurgu5">
     <w:name w:val="Colorful Grid Accent 5"/>
-    <w:basedOn w:val="TableNormal"/>
+    <w:basedOn w:val="NormalTablo"/>
     <w:uiPriority w:val="73"/>
     <w:rsid w:val="00CB0664"/>
     <w:pPr>
@@ -14655,9 +14688,9 @@
       </w:tcPr>
     </w:tblStylePr>
   </w:style>
-  <w:style w:type="table" w:styleId="ColourfulGridAccent6">
+  <w:style w:type="table" w:styleId="RenkliKlavuz-Vurgu6">
     <w:name w:val="Colorful Grid Accent 6"/>
-    <w:basedOn w:val="TableNormal"/>
+    <w:basedOn w:val="NormalTablo"/>
     <w:uiPriority w:val="73"/>
     <w:rsid w:val="00CB0664"/>
     <w:pPr>

--- a/PulsePass_Project_Documentation.docx
+++ b/PulsePass_Project_Documentation.docx
@@ -1247,12 +1247,40 @@
           <w:p>
             <w:pPr>
               <w:spacing w:after="40" w:line="252" w:lineRule="auto"/>
+              <w:rPr>
+                <w:color w:val="212529"/>
+              </w:rPr>
             </w:pPr>
             <w:r>
               <w:rPr>
                 <w:color w:val="212529"/>
               </w:rPr>
-              <w:t>Layouts adapt across dashboards, cards, tables, and public-facing pages.</w:t>
+              <w:t xml:space="preserve">Layouts adapt across dashboards, cards, tables, and </w:t>
+            </w:r>
+            <w:proofErr w:type="gramStart"/>
+            <w:r>
+              <w:rPr>
+                <w:color w:val="212529"/>
+              </w:rPr>
+              <w:t>public-facing</w:t>
+            </w:r>
+            <w:proofErr w:type="gramEnd"/>
+            <w:r>
+              <w:rPr>
+                <w:color w:val="212529"/>
+              </w:rPr>
+              <w:t xml:space="preserve"> </w:t>
+            </w:r>
+          </w:p>
+          <w:p>
+            <w:pPr>
+              <w:spacing w:after="40" w:line="252" w:lineRule="auto"/>
+            </w:pPr>
+            <w:r>
+              <w:rPr>
+                <w:color w:val="212529"/>
+              </w:rPr>
+              <w:t>pages.</w:t>
             </w:r>
           </w:p>
         </w:tc>
@@ -1967,6 +1995,10 @@
     <w:p>
       <w:pPr>
         <w:pStyle w:val="ListeNumaras"/>
+        <w:numPr>
+          <w:ilvl w:val="0"/>
+          <w:numId w:val="10"/>
+        </w:numPr>
         <w:spacing w:after="80"/>
       </w:pPr>
       <w:r>
@@ -1979,18 +2011,76 @@
     <w:p>
       <w:pPr>
         <w:pStyle w:val="ListeNumaras"/>
+        <w:numPr>
+          <w:ilvl w:val="0"/>
+          <w:numId w:val="10"/>
+        </w:numPr>
         <w:spacing w:after="80"/>
       </w:pPr>
+      <w:proofErr w:type="gramStart"/>
       <w:r>
         <w:rPr>
           <w:color w:val="212529"/>
         </w:rPr>
-        <w:t>Copy .env.local.example to .env.local and provide the local MySQL configuration.</w:t>
+        <w:t>Copy .</w:t>
+      </w:r>
+      <w:proofErr w:type="spellStart"/>
+      <w:r>
+        <w:rPr>
+          <w:color w:val="212529"/>
+        </w:rPr>
+        <w:t>env</w:t>
+      </w:r>
+      <w:proofErr w:type="gramEnd"/>
+      <w:r>
+        <w:rPr>
+          <w:color w:val="212529"/>
+        </w:rPr>
+        <w:t>.local.example</w:t>
+      </w:r>
+      <w:proofErr w:type="spellEnd"/>
+      <w:r>
+        <w:rPr>
+          <w:color w:val="212529"/>
+        </w:rPr>
+        <w:t xml:space="preserve"> </w:t>
+      </w:r>
+      <w:proofErr w:type="gramStart"/>
+      <w:r>
+        <w:rPr>
+          <w:color w:val="212529"/>
+        </w:rPr>
+        <w:t>to .</w:t>
+      </w:r>
+      <w:proofErr w:type="spellStart"/>
+      <w:r>
+        <w:rPr>
+          <w:color w:val="212529"/>
+        </w:rPr>
+        <w:t>env</w:t>
+      </w:r>
+      <w:proofErr w:type="gramEnd"/>
+      <w:r>
+        <w:rPr>
+          <w:color w:val="212529"/>
+        </w:rPr>
+        <w:t>.local</w:t>
+      </w:r>
+      <w:proofErr w:type="spellEnd"/>
+      <w:r>
+        <w:rPr>
+          <w:color w:val="212529"/>
+        </w:rPr>
+        <w:t xml:space="preserve"> and provide the local MySQL configuration.</w:t>
       </w:r>
     </w:p>
     <w:p>
       <w:pPr>
         <w:pStyle w:val="ListeNumaras"/>
+        <w:numPr>
+          <w:ilvl w:val="0"/>
+          <w:numId w:val="10"/>
+        </w:numPr>
         <w:spacing w:after="80"/>
       </w:pPr>
       <w:r>
@@ -2003,6 +2093,10 @@
     <w:p>
       <w:pPr>
         <w:pStyle w:val="ListeNumaras"/>
+        <w:numPr>
+          <w:ilvl w:val="0"/>
+          <w:numId w:val="10"/>
+        </w:numPr>
         <w:spacing w:after="80"/>
       </w:pPr>
       <w:r>
@@ -2015,6 +2109,10 @@
     <w:p>
       <w:pPr>
         <w:pStyle w:val="ListeNumaras"/>
+        <w:numPr>
+          <w:ilvl w:val="0"/>
+          <w:numId w:val="10"/>
+        </w:numPr>
         <w:spacing w:after="80"/>
       </w:pPr>
       <w:r>
@@ -2028,6 +2126,10 @@
     <w:p>
       <w:pPr>
         <w:pStyle w:val="ListeNumaras"/>
+        <w:numPr>
+          <w:ilvl w:val="0"/>
+          <w:numId w:val="10"/>
+        </w:numPr>
         <w:spacing w:after="80"/>
       </w:pPr>
       <w:r>
@@ -2191,6 +2293,9 @@
         <w:tc>
           <w:tcPr>
             <w:tcW w:w="3168" w:type="dxa"/>
+            <w:tcBorders>
+              <w:bottom w:val="single" w:sz="4" w:space="0" w:color="auto"/>
+            </w:tcBorders>
             <w:vAlign w:val="center"/>
           </w:tcPr>
           <w:p>
@@ -2228,6 +2333,9 @@
         <w:tc>
           <w:tcPr>
             <w:tcW w:w="3168" w:type="dxa"/>
+            <w:tcBorders>
+              <w:bottom w:val="single" w:sz="4" w:space="0" w:color="auto"/>
+            </w:tcBorders>
             <w:vAlign w:val="center"/>
           </w:tcPr>
           <w:p>
@@ -2866,7 +2974,13 @@
               <w:rPr>
                 <w:color w:val="212529"/>
               </w:rPr>
-              <w:t>Muhammed Furkan Erdem focused mainly on attendee-facing event discovery and booking experience improvements. His recorded repository work includes custom search result cards, event detail layout improvements, smart booking calls to action, the yearly e-ticket card flow, QR ticket support, and explanatory comments for the search and e-ticket logic. The commit history shows this work under both the Kayky and mferdem7 identities.</w:t>
+              <w:t>F</w:t>
+            </w:r>
+            <w:r>
+              <w:rPr>
+                <w:color w:val="212529"/>
+              </w:rPr>
+              <w:t>ocused mainly on attendee-facing event discovery and booking experience improvements. His recorded repository work includes custom search result cards, event detail layout improvements, smart booking calls to action, the yearly e-ticket card flow, QR ticket support, and explanatory comments for the search and e-ticket logic. The commit history shows this work under both the Kayky and mferdem7 identities.</w:t>
             </w:r>
           </w:p>
         </w:tc>
@@ -3346,6 +3460,119 @@
       </w:rPr>
     </w:lvl>
   </w:abstractNum>
+  <w:abstractNum w:abstractNumId="9" w15:restartNumberingAfterBreak="0">
+    <w:nsid w:val="118A193C"/>
+    <w:multiLevelType w:val="hybridMultilevel"/>
+    <w:tmpl w:val="954887C6"/>
+    <w:lvl w:ilvl="0" w:tplc="18090001">
+      <w:start w:val="1"/>
+      <w:numFmt w:val="bullet"/>
+      <w:lvlText w:val=""/>
+      <w:lvlJc w:val="left"/>
+      <w:pPr>
+        <w:ind w:left="360" w:hanging="360"/>
+      </w:pPr>
+      <w:rPr>
+        <w:rFonts w:ascii="Symbol" w:hAnsi="Symbol" w:hint="default"/>
+      </w:rPr>
+    </w:lvl>
+    <w:lvl w:ilvl="1" w:tplc="18090003" w:tentative="1">
+      <w:start w:val="1"/>
+      <w:numFmt w:val="bullet"/>
+      <w:lvlText w:val="o"/>
+      <w:lvlJc w:val="left"/>
+      <w:pPr>
+        <w:ind w:left="1080" w:hanging="360"/>
+      </w:pPr>
+      <w:rPr>
+        <w:rFonts w:ascii="Courier New" w:hAnsi="Courier New" w:cs="Courier New" w:hint="default"/>
+      </w:rPr>
+    </w:lvl>
+    <w:lvl w:ilvl="2" w:tplc="18090005" w:tentative="1">
+      <w:start w:val="1"/>
+      <w:numFmt w:val="bullet"/>
+      <w:lvlText w:val=""/>
+      <w:lvlJc w:val="left"/>
+      <w:pPr>
+        <w:ind w:left="1800" w:hanging="360"/>
+      </w:pPr>
+      <w:rPr>
+        <w:rFonts w:ascii="Wingdings" w:hAnsi="Wingdings" w:hint="default"/>
+      </w:rPr>
+    </w:lvl>
+    <w:lvl w:ilvl="3" w:tplc="18090001" w:tentative="1">
+      <w:start w:val="1"/>
+      <w:numFmt w:val="bullet"/>
+      <w:lvlText w:val=""/>
+      <w:lvlJc w:val="left"/>
+      <w:pPr>
+        <w:ind w:left="2520" w:hanging="360"/>
+      </w:pPr>
+      <w:rPr>
+        <w:rFonts w:ascii="Symbol" w:hAnsi="Symbol" w:hint="default"/>
+      </w:rPr>
+    </w:lvl>
+    <w:lvl w:ilvl="4" w:tplc="18090003" w:tentative="1">
+      <w:start w:val="1"/>
+      <w:numFmt w:val="bullet"/>
+      <w:lvlText w:val="o"/>
+      <w:lvlJc w:val="left"/>
+      <w:pPr>
+        <w:ind w:left="3240" w:hanging="360"/>
+      </w:pPr>
+      <w:rPr>
+        <w:rFonts w:ascii="Courier New" w:hAnsi="Courier New" w:cs="Courier New" w:hint="default"/>
+      </w:rPr>
+    </w:lvl>
+    <w:lvl w:ilvl="5" w:tplc="18090005" w:tentative="1">
+      <w:start w:val="1"/>
+      <w:numFmt w:val="bullet"/>
+      <w:lvlText w:val=""/>
+      <w:lvlJc w:val="left"/>
+      <w:pPr>
+        <w:ind w:left="3960" w:hanging="360"/>
+      </w:pPr>
+      <w:rPr>
+        <w:rFonts w:ascii="Wingdings" w:hAnsi="Wingdings" w:hint="default"/>
+      </w:rPr>
+    </w:lvl>
+    <w:lvl w:ilvl="6" w:tplc="18090001" w:tentative="1">
+      <w:start w:val="1"/>
+      <w:numFmt w:val="bullet"/>
+      <w:lvlText w:val=""/>
+      <w:lvlJc w:val="left"/>
+      <w:pPr>
+        <w:ind w:left="4680" w:hanging="360"/>
+      </w:pPr>
+      <w:rPr>
+        <w:rFonts w:ascii="Symbol" w:hAnsi="Symbol" w:hint="default"/>
+      </w:rPr>
+    </w:lvl>
+    <w:lvl w:ilvl="7" w:tplc="18090003" w:tentative="1">
+      <w:start w:val="1"/>
+      <w:numFmt w:val="bullet"/>
+      <w:lvlText w:val="o"/>
+      <w:lvlJc w:val="left"/>
+      <w:pPr>
+        <w:ind w:left="5400" w:hanging="360"/>
+      </w:pPr>
+      <w:rPr>
+        <w:rFonts w:ascii="Courier New" w:hAnsi="Courier New" w:cs="Courier New" w:hint="default"/>
+      </w:rPr>
+    </w:lvl>
+    <w:lvl w:ilvl="8" w:tplc="18090005" w:tentative="1">
+      <w:start w:val="1"/>
+      <w:numFmt w:val="bullet"/>
+      <w:lvlText w:val=""/>
+      <w:lvlJc w:val="left"/>
+      <w:pPr>
+        <w:ind w:left="6120" w:hanging="360"/>
+      </w:pPr>
+      <w:rPr>
+        <w:rFonts w:ascii="Wingdings" w:hAnsi="Wingdings" w:hint="default"/>
+      </w:rPr>
+    </w:lvl>
+  </w:abstractNum>
   <w:num w:numId="1" w16cid:durableId="1263224418">
     <w:abstractNumId w:val="8"/>
   </w:num>
@@ -3372,6 +3599,9 @@
   </w:num>
   <w:num w:numId="9" w16cid:durableId="70349288">
     <w:abstractNumId w:val="0"/>
+  </w:num>
+  <w:num w:numId="10" w16cid:durableId="1192498624">
+    <w:abstractNumId w:val="9"/>
   </w:num>
 </w:numbering>
 </file>
@@ -3983,6 +4213,7 @@
   <w:style w:type="character" w:default="1" w:styleId="VarsaylanParagrafYazTipi">
     <w:name w:val="Default Paragraph Font"/>
     <w:uiPriority w:val="1"/>
+    <w:semiHidden/>
     <w:unhideWhenUsed/>
   </w:style>
   <w:style w:type="table" w:default="1" w:styleId="NormalTablo">
